--- a/Unid-0-Act-1.docx
+++ b/Unid-0-Act-1.docx
@@ -1,26 +1,47 @@
 
 <file path=word/document.xml><?xml version="1.0" encoding="utf-8"?>
-<w:document xmlns:mc="http://schemas.openxmlformats.org/markup-compatibility/2006" xmlns:o="urn:schemas-microsoft-com:office:office" xmlns:r="http://schemas.openxmlformats.org/officeDocument/2006/relationships" xmlns:m="http://schemas.openxmlformats.org/officeDocument/2006/math" xmlns:v="urn:schemas-microsoft-com:vml" xmlns:wp="http://schemas.openxmlformats.org/drawingml/2006/wordprocessingDrawing" xmlns:w10="urn:schemas-microsoft-com:office:word" xmlns:w="http://schemas.openxmlformats.org/wordprocessingml/2006/main" xmlns:wne="http://schemas.microsoft.com/office/word/2006/wordml" xmlns:sl="http://schemas.openxmlformats.org/schemaLibrary/2006/main" xmlns:a="http://schemas.openxmlformats.org/drawingml/2006/main" xmlns:pic="http://schemas.openxmlformats.org/drawingml/2006/picture" xmlns:c="http://schemas.openxmlformats.org/drawingml/2006/chart" xmlns:lc="http://schemas.openxmlformats.org/drawingml/2006/lockedCanvas" xmlns:dgm="http://schemas.openxmlformats.org/drawingml/2006/diagram" xmlns:wps="http://schemas.microsoft.com/office/word/2010/wordprocessingShape" xmlns:wpg="http://schemas.microsoft.com/office/word/2010/wordprocessingGroup" xmlns:w14="http://schemas.microsoft.com/office/word/2010/wordml" xmlns:w15="http://schemas.microsoft.com/office/word/2012/wordml" xmlns:w16="http://schemas.microsoft.com/office/word/2018/wordml" xmlns:w16cex="http://schemas.microsoft.com/office/word/2018/wordml/cex" xmlns:w16cid="http://schemas.microsoft.com/office/word/2016/wordml/cid" xmlns="http://schemas.microsoft.com/office/tasks/2019/documenttasks" xmlns:cr="http://schemas.microsoft.com/office/comments/2020/reactions">
+<w:document xmlns:wpc="http://schemas.microsoft.com/office/word/2010/wordprocessingCanvas" xmlns:cx="http://schemas.microsoft.com/office/drawing/2014/chartex" xmlns:cx1="http://schemas.microsoft.com/office/drawing/2015/9/8/chartex" xmlns:cx2="http://schemas.microsoft.com/office/drawing/2015/10/21/chartex" xmlns:cx3="http://schemas.microsoft.com/office/drawing/2016/5/9/chartex" xmlns:cx4="http://schemas.microsoft.com/office/drawing/2016/5/10/chartex" xmlns:cx5="http://schemas.microsoft.com/office/drawing/2016/5/11/chartex" xmlns:cx6="http://schemas.microsoft.com/office/drawing/2016/5/12/chartex" xmlns:cx7="http://schemas.microsoft.com/office/drawing/2016/5/13/chartex" xmlns:cx8="http://schemas.microsoft.com/office/drawing/2016/5/14/chartex" xmlns:mc="http://schemas.openxmlformats.org/markup-compatibility/2006" xmlns:aink="http://schemas.microsoft.com/office/drawing/2016/ink" xmlns:am3d="http://schemas.microsoft.com/office/drawing/2017/model3d" xmlns:o="urn:schemas-microsoft-com:office:office" xmlns:oel="http://schemas.microsoft.com/office/2019/extlst" xmlns:r="http://schemas.openxmlformats.org/officeDocument/2006/relationships" xmlns:m="http://schemas.openxmlformats.org/officeDocument/2006/math" xmlns:v="urn:schemas-microsoft-com:vml" xmlns:wp14="http://schemas.microsoft.com/office/word/2010/wordprocessingDrawing" xmlns:wp="http://schemas.openxmlformats.org/drawingml/2006/wordprocessingDrawing" xmlns:w10="urn:schemas-microsoft-com:office:word" xmlns:w="http://schemas.openxmlformats.org/wordprocessingml/2006/main" xmlns:w14="http://schemas.microsoft.com/office/word/2010/wordml" xmlns:w15="http://schemas.microsoft.com/office/word/2012/wordml" xmlns:w16cex="http://schemas.microsoft.com/office/word/2018/wordml/cex" xmlns:w16cid="http://schemas.microsoft.com/office/word/2016/wordml/cid" xmlns:w16="http://schemas.microsoft.com/office/word/2018/wordml" xmlns:w16du="http://schemas.microsoft.com/office/word/2023/wordml/word16du" xmlns:w16sdtdh="http://schemas.microsoft.com/office/word/2020/wordml/sdtdatahash" xmlns:w16se="http://schemas.microsoft.com/office/word/2015/wordml/symex" xmlns:wpg="http://schemas.microsoft.com/office/word/2010/wordprocessingGroup" xmlns:wpi="http://schemas.microsoft.com/office/word/2010/wordprocessingInk" xmlns:wne="http://schemas.microsoft.com/office/word/2006/wordml" xmlns:wps="http://schemas.microsoft.com/office/word/2010/wordprocessingShape" mc:Ignorable="w14 w15 w16se w16cid w16 w16cex w16sdtdh wp14">
   <w:body>
     <w:p>
       <w:pPr>
         <w:jc w:val="both"/>
         <w:rPr>
-          <w:rFonts w:ascii="Times New Roman" w:cs="Times New Roman" w:eastAsia="Times New Roman" w:hAnsi="Times New Roman"/>
-          <w:sz w:val="24"/>
-          <w:szCs w:val="24"/>
-          <w:highlight w:val="white"/>
-        </w:rPr>
-      </w:pPr>
-      <w:r>
-        <w:rPr>
-          <w:rFonts w:ascii="Times New Roman" w:cs="Times New Roman" w:eastAsia="Times New Roman" w:hAnsi="Times New Roman"/>
-          <w:sz w:val="24"/>
-          <w:szCs w:val="24"/>
-          <w:highlight w:val="white"/>
-          <w:rtl w:val="0"/>
-        </w:rPr>
-        <w:t xml:space="preserve">1. GitHub:Es una plataforma basada en la nube donde puedes almacenar compartir y trabajar junto con otros usuarios para escribir código. Esto te permite:</w:t>
+          <w:rFonts w:ascii="Times New Roman" w:eastAsia="Times New Roman" w:hAnsi="Times New Roman" w:cs="Times New Roman"/>
+          <w:sz w:val="24"/>
+          <w:szCs w:val="24"/>
+          <w:highlight w:val="white"/>
+        </w:rPr>
+      </w:pPr>
+      <w:r>
+        <w:rPr>
+          <w:rFonts w:ascii="Times New Roman" w:eastAsia="Times New Roman" w:hAnsi="Times New Roman" w:cs="Times New Roman"/>
+          <w:sz w:val="24"/>
+          <w:szCs w:val="24"/>
+          <w:highlight w:val="white"/>
+        </w:rPr>
+        <w:t xml:space="preserve">1. </w:t>
+      </w:r>
+      <w:proofErr w:type="spellStart"/>
+      <w:proofErr w:type="gramStart"/>
+      <w:r>
+        <w:rPr>
+          <w:rFonts w:ascii="Times New Roman" w:eastAsia="Times New Roman" w:hAnsi="Times New Roman" w:cs="Times New Roman"/>
+          <w:sz w:val="24"/>
+          <w:szCs w:val="24"/>
+          <w:highlight w:val="white"/>
+        </w:rPr>
+        <w:t>GitHub:Es</w:t>
+      </w:r>
+      <w:proofErr w:type="spellEnd"/>
+      <w:proofErr w:type="gramEnd"/>
+      <w:r>
+        <w:rPr>
+          <w:rFonts w:ascii="Times New Roman" w:eastAsia="Times New Roman" w:hAnsi="Times New Roman" w:cs="Times New Roman"/>
+          <w:sz w:val="24"/>
+          <w:szCs w:val="24"/>
+          <w:highlight w:val="white"/>
+        </w:rPr>
+        <w:t xml:space="preserve"> una plataforma basada en la nube donde puedes almacenar compartir y trabajar junto con otros usuarios para escribir código. Esto te permite:</w:t>
       </w:r>
     </w:p>
     <w:p>
@@ -29,24 +50,22 @@
           <w:ilvl w:val="0"/>
           <w:numId w:val="2"/>
         </w:numPr>
-        <w:ind w:left="720" w:hanging="360"/>
         <w:jc w:val="both"/>
         <w:rPr>
-          <w:rFonts w:ascii="Times New Roman" w:cs="Times New Roman" w:eastAsia="Times New Roman" w:hAnsi="Times New Roman"/>
-          <w:sz w:val="24"/>
-          <w:szCs w:val="24"/>
-          <w:highlight w:val="white"/>
-        </w:rPr>
-      </w:pPr>
-      <w:r>
-        <w:rPr>
-          <w:rFonts w:ascii="Times New Roman" w:cs="Times New Roman" w:eastAsia="Times New Roman" w:hAnsi="Times New Roman"/>
-          <w:sz w:val="24"/>
-          <w:szCs w:val="24"/>
-          <w:highlight w:val="white"/>
-          <w:rtl w:val="0"/>
-        </w:rPr>
-        <w:t xml:space="preserve">Mostrar y compartir lo hecho</w:t>
+          <w:rFonts w:ascii="Times New Roman" w:eastAsia="Times New Roman" w:hAnsi="Times New Roman" w:cs="Times New Roman"/>
+          <w:sz w:val="24"/>
+          <w:szCs w:val="24"/>
+          <w:highlight w:val="white"/>
+        </w:rPr>
+      </w:pPr>
+      <w:r>
+        <w:rPr>
+          <w:rFonts w:ascii="Times New Roman" w:eastAsia="Times New Roman" w:hAnsi="Times New Roman" w:cs="Times New Roman"/>
+          <w:sz w:val="24"/>
+          <w:szCs w:val="24"/>
+          <w:highlight w:val="white"/>
+        </w:rPr>
+        <w:t>Mostrar y compartir lo hecho</w:t>
       </w:r>
     </w:p>
     <w:p>
@@ -55,24 +74,22 @@
           <w:ilvl w:val="0"/>
           <w:numId w:val="2"/>
         </w:numPr>
-        <w:ind w:left="720" w:hanging="360"/>
         <w:jc w:val="both"/>
         <w:rPr>
-          <w:rFonts w:ascii="Times New Roman" w:cs="Times New Roman" w:eastAsia="Times New Roman" w:hAnsi="Times New Roman"/>
-          <w:sz w:val="24"/>
-          <w:szCs w:val="24"/>
-          <w:highlight w:val="white"/>
-        </w:rPr>
-      </w:pPr>
-      <w:r>
-        <w:rPr>
-          <w:rFonts w:ascii="Times New Roman" w:cs="Times New Roman" w:eastAsia="Times New Roman" w:hAnsi="Times New Roman"/>
-          <w:sz w:val="24"/>
-          <w:szCs w:val="24"/>
-          <w:highlight w:val="white"/>
-          <w:rtl w:val="0"/>
-        </w:rPr>
-        <w:t xml:space="preserve">Poder ver las diferentes versiones a lo largo del tiempo</w:t>
+          <w:rFonts w:ascii="Times New Roman" w:eastAsia="Times New Roman" w:hAnsi="Times New Roman" w:cs="Times New Roman"/>
+          <w:sz w:val="24"/>
+          <w:szCs w:val="24"/>
+          <w:highlight w:val="white"/>
+        </w:rPr>
+      </w:pPr>
+      <w:r>
+        <w:rPr>
+          <w:rFonts w:ascii="Times New Roman" w:eastAsia="Times New Roman" w:hAnsi="Times New Roman" w:cs="Times New Roman"/>
+          <w:sz w:val="24"/>
+          <w:szCs w:val="24"/>
+          <w:highlight w:val="white"/>
+        </w:rPr>
+        <w:t>Poder ver las diferentes versiones a lo largo del tiempo</w:t>
       </w:r>
     </w:p>
     <w:p>
@@ -81,24 +98,42 @@
           <w:ilvl w:val="0"/>
           <w:numId w:val="2"/>
         </w:numPr>
-        <w:ind w:left="720" w:hanging="360"/>
         <w:jc w:val="both"/>
         <w:rPr>
-          <w:rFonts w:ascii="Times New Roman" w:cs="Times New Roman" w:eastAsia="Times New Roman" w:hAnsi="Times New Roman"/>
-          <w:sz w:val="24"/>
-          <w:szCs w:val="24"/>
-          <w:highlight w:val="white"/>
-        </w:rPr>
-      </w:pPr>
-      <w:r>
-        <w:rPr>
-          <w:rFonts w:ascii="Times New Roman" w:cs="Times New Roman" w:eastAsia="Times New Roman" w:hAnsi="Times New Roman"/>
-          <w:sz w:val="24"/>
-          <w:szCs w:val="24"/>
-          <w:highlight w:val="white"/>
-          <w:rtl w:val="0"/>
-        </w:rPr>
-        <w:t xml:space="preserve">Otros usuarios pueden revisar y sugerir e realizar mejora en el proyecto</w:t>
+          <w:rFonts w:ascii="Times New Roman" w:eastAsia="Times New Roman" w:hAnsi="Times New Roman" w:cs="Times New Roman"/>
+          <w:sz w:val="24"/>
+          <w:szCs w:val="24"/>
+          <w:highlight w:val="white"/>
+        </w:rPr>
+      </w:pPr>
+      <w:r>
+        <w:rPr>
+          <w:rFonts w:ascii="Times New Roman" w:eastAsia="Times New Roman" w:hAnsi="Times New Roman" w:cs="Times New Roman"/>
+          <w:sz w:val="24"/>
+          <w:szCs w:val="24"/>
+          <w:highlight w:val="white"/>
+        </w:rPr>
+        <w:t xml:space="preserve">Otros usuarios pueden revisar y sugerir </w:t>
+      </w:r>
+      <w:proofErr w:type="gramStart"/>
+      <w:r>
+        <w:rPr>
+          <w:rFonts w:ascii="Times New Roman" w:eastAsia="Times New Roman" w:hAnsi="Times New Roman" w:cs="Times New Roman"/>
+          <w:sz w:val="24"/>
+          <w:szCs w:val="24"/>
+          <w:highlight w:val="white"/>
+        </w:rPr>
+        <w:t>e</w:t>
+      </w:r>
+      <w:proofErr w:type="gramEnd"/>
+      <w:r>
+        <w:rPr>
+          <w:rFonts w:ascii="Times New Roman" w:eastAsia="Times New Roman" w:hAnsi="Times New Roman" w:cs="Times New Roman"/>
+          <w:sz w:val="24"/>
+          <w:szCs w:val="24"/>
+          <w:highlight w:val="white"/>
+        </w:rPr>
+        <w:t xml:space="preserve"> realizar mejora en el proyecto</w:t>
       </w:r>
     </w:p>
     <w:p>
@@ -107,83 +142,91 @@
           <w:ilvl w:val="0"/>
           <w:numId w:val="2"/>
         </w:numPr>
-        <w:ind w:left="720" w:hanging="360"/>
         <w:jc w:val="both"/>
         <w:rPr>
-          <w:rFonts w:ascii="Times New Roman" w:cs="Times New Roman" w:eastAsia="Times New Roman" w:hAnsi="Times New Roman"/>
-          <w:sz w:val="24"/>
-          <w:szCs w:val="24"/>
-          <w:highlight w:val="white"/>
-        </w:rPr>
-      </w:pPr>
-      <w:r>
-        <w:rPr>
-          <w:rFonts w:ascii="Times New Roman" w:cs="Times New Roman" w:eastAsia="Times New Roman" w:hAnsi="Times New Roman"/>
-          <w:sz w:val="24"/>
-          <w:szCs w:val="24"/>
-          <w:highlight w:val="white"/>
-          <w:rtl w:val="0"/>
-        </w:rPr>
-        <w:t xml:space="preserve">Trabajar en un proyecto compartido sin la preocupación de que los cambios afecten al trabajo  sin antes ser integrados.</w:t>
-      </w:r>
-    </w:p>
-    <w:p>
-      <w:pPr>
-        <w:ind w:left="0" w:firstLine="0"/>
+          <w:rFonts w:ascii="Times New Roman" w:eastAsia="Times New Roman" w:hAnsi="Times New Roman" w:cs="Times New Roman"/>
+          <w:sz w:val="24"/>
+          <w:szCs w:val="24"/>
+          <w:highlight w:val="white"/>
+        </w:rPr>
+      </w:pPr>
+      <w:r>
+        <w:rPr>
+          <w:rFonts w:ascii="Times New Roman" w:eastAsia="Times New Roman" w:hAnsi="Times New Roman" w:cs="Times New Roman"/>
+          <w:sz w:val="24"/>
+          <w:szCs w:val="24"/>
+          <w:highlight w:val="white"/>
+        </w:rPr>
+        <w:t xml:space="preserve">Trabajar en un proyecto compartido sin la preocupación de que los cambios afecten al </w:t>
+      </w:r>
+      <w:r>
+        <w:rPr>
+          <w:rFonts w:ascii="Times New Roman" w:eastAsia="Times New Roman" w:hAnsi="Times New Roman" w:cs="Times New Roman"/>
+          <w:sz w:val="24"/>
+          <w:szCs w:val="24"/>
+          <w:highlight w:val="white"/>
+        </w:rPr>
+        <w:t>trabajo sin</w:t>
+      </w:r>
+      <w:r>
+        <w:rPr>
+          <w:rFonts w:ascii="Times New Roman" w:eastAsia="Times New Roman" w:hAnsi="Times New Roman" w:cs="Times New Roman"/>
+          <w:sz w:val="24"/>
+          <w:szCs w:val="24"/>
+          <w:highlight w:val="white"/>
+        </w:rPr>
+        <w:t xml:space="preserve"> antes ser integrados.</w:t>
+      </w:r>
+    </w:p>
+    <w:p>
+      <w:pPr>
         <w:jc w:val="both"/>
         <w:rPr>
-          <w:rFonts w:ascii="Times New Roman" w:cs="Times New Roman" w:eastAsia="Times New Roman" w:hAnsi="Times New Roman"/>
-          <w:sz w:val="24"/>
-          <w:szCs w:val="24"/>
-          <w:highlight w:val="white"/>
-        </w:rPr>
-      </w:pPr>
-      <w:r>
-        <w:rPr>
-          <w:rFonts w:ascii="Times New Roman" w:cs="Times New Roman" w:eastAsia="Times New Roman" w:hAnsi="Times New Roman"/>
-          <w:sz w:val="24"/>
-          <w:szCs w:val="24"/>
-          <w:highlight w:val="white"/>
-          <w:rtl w:val="0"/>
-        </w:rPr>
-        <w:t xml:space="preserve">Git: Git es un sistema de control de versiones que realiza un seguimiento de los cambios en los archivos. Git es especialmente útil cuando un grupo de personas y tú estáis haciendo cambios en los mismos archivos al mismo tiempo. Se usa para control de versiones, rastrear cambios de código fuente y facilitar el trabajo en conjunto a otros programadores.</w:t>
+          <w:rFonts w:ascii="Times New Roman" w:eastAsia="Times New Roman" w:hAnsi="Times New Roman" w:cs="Times New Roman"/>
+          <w:sz w:val="24"/>
+          <w:szCs w:val="24"/>
+          <w:highlight w:val="white"/>
+        </w:rPr>
+      </w:pPr>
+      <w:r>
+        <w:rPr>
+          <w:rFonts w:ascii="Times New Roman" w:eastAsia="Times New Roman" w:hAnsi="Times New Roman" w:cs="Times New Roman"/>
+          <w:sz w:val="24"/>
+          <w:szCs w:val="24"/>
+          <w:highlight w:val="white"/>
+        </w:rPr>
+        <w:t>Git: Git es un sistema de control de versiones que realiza un seguimiento de los cambios en los archivos. Git es especialmente útil cuando un grupo de personas y tú estáis haciendo cambios en los mismos archivos al mismo tiempo. Se usa para control de versiones, rastrear cambios de código fuente y facilitar el trabajo en conjunto a otros programadores.</w:t>
       </w:r>
     </w:p>
     <w:p>
       <w:pPr>
         <w:jc w:val="both"/>
         <w:rPr>
-          <w:rFonts w:ascii="Times New Roman" w:cs="Times New Roman" w:eastAsia="Times New Roman" w:hAnsi="Times New Roman"/>
-          <w:sz w:val="24"/>
-          <w:szCs w:val="24"/>
-          <w:highlight w:val="white"/>
-        </w:rPr>
-      </w:pPr>
-      <w:r>
-        <w:rPr>
-          <w:rtl w:val="0"/>
-        </w:rPr>
-      </w:r>
+          <w:rFonts w:ascii="Times New Roman" w:eastAsia="Times New Roman" w:hAnsi="Times New Roman" w:cs="Times New Roman"/>
+          <w:sz w:val="24"/>
+          <w:szCs w:val="24"/>
+          <w:highlight w:val="white"/>
+        </w:rPr>
+      </w:pPr>
     </w:p>
     <w:p>
       <w:pPr>
         <w:jc w:val="both"/>
         <w:rPr>
-          <w:rFonts w:ascii="Times New Roman" w:cs="Times New Roman" w:eastAsia="Times New Roman" w:hAnsi="Times New Roman"/>
-          <w:sz w:val="24"/>
-          <w:szCs w:val="24"/>
-          <w:highlight w:val="white"/>
-        </w:rPr>
-      </w:pPr>
-      <w:r>
-        <w:rPr>
-          <w:rFonts w:ascii="Times New Roman" w:cs="Times New Roman" w:eastAsia="Times New Roman" w:hAnsi="Times New Roman"/>
-          <w:sz w:val="24"/>
-          <w:szCs w:val="24"/>
-          <w:highlight w:val="white"/>
-          <w:rtl w:val="0"/>
-        </w:rPr>
-        <w:t xml:space="preserve">2. ¿Cuál es la diferencia real entre Git (el motor) y GitHub (la plataforma)?</w:t>
+          <w:rFonts w:ascii="Times New Roman" w:eastAsia="Times New Roman" w:hAnsi="Times New Roman" w:cs="Times New Roman"/>
+          <w:sz w:val="24"/>
+          <w:szCs w:val="24"/>
+          <w:highlight w:val="white"/>
+        </w:rPr>
+      </w:pPr>
+      <w:r>
+        <w:rPr>
+          <w:rFonts w:ascii="Times New Roman" w:eastAsia="Times New Roman" w:hAnsi="Times New Roman" w:cs="Times New Roman"/>
+          <w:sz w:val="24"/>
+          <w:szCs w:val="24"/>
+          <w:highlight w:val="white"/>
+        </w:rPr>
+        <w:t>2. ¿Cuál es la diferencia real entre Git (el motor) y GitHub (la plataforma)?</w:t>
       </w:r>
     </w:p>
     <w:p>
@@ -192,61 +235,93 @@
           <w:ilvl w:val="0"/>
           <w:numId w:val="4"/>
         </w:numPr>
-        <w:ind w:left="720" w:hanging="360"/>
         <w:jc w:val="both"/>
         <w:rPr>
-          <w:rFonts w:ascii="Times New Roman" w:cs="Times New Roman" w:eastAsia="Times New Roman" w:hAnsi="Times New Roman"/>
-          <w:sz w:val="24"/>
-          <w:szCs w:val="24"/>
-          <w:highlight w:val="white"/>
-        </w:rPr>
-      </w:pPr>
-      <w:r>
-        <w:rPr>
-          <w:rFonts w:ascii="Times New Roman" w:cs="Times New Roman" w:eastAsia="Times New Roman" w:hAnsi="Times New Roman"/>
-          <w:sz w:val="24"/>
-          <w:szCs w:val="24"/>
-          <w:highlight w:val="white"/>
-          <w:rtl w:val="0"/>
-        </w:rPr>
-        <w:t xml:space="preserve">La diferencia es que Git es el motor para gestionar el historial de cambios en x código, y Github es solo la plataforma o la nube donde están los diferentes repositorios, códigos, etc.</w:t>
+          <w:rFonts w:ascii="Times New Roman" w:eastAsia="Times New Roman" w:hAnsi="Times New Roman" w:cs="Times New Roman"/>
+          <w:sz w:val="24"/>
+          <w:szCs w:val="24"/>
+          <w:highlight w:val="white"/>
+        </w:rPr>
+      </w:pPr>
+      <w:r>
+        <w:rPr>
+          <w:rFonts w:ascii="Times New Roman" w:eastAsia="Times New Roman" w:hAnsi="Times New Roman" w:cs="Times New Roman"/>
+          <w:sz w:val="24"/>
+          <w:szCs w:val="24"/>
+          <w:highlight w:val="white"/>
+        </w:rPr>
+        <w:t xml:space="preserve">La diferencia es que Git es el motor para gestionar el historial de cambios en x código, y </w:t>
+      </w:r>
+      <w:proofErr w:type="spellStart"/>
+      <w:r>
+        <w:rPr>
+          <w:rFonts w:ascii="Times New Roman" w:eastAsia="Times New Roman" w:hAnsi="Times New Roman" w:cs="Times New Roman"/>
+          <w:sz w:val="24"/>
+          <w:szCs w:val="24"/>
+          <w:highlight w:val="white"/>
+        </w:rPr>
+        <w:t>Github</w:t>
+      </w:r>
+      <w:proofErr w:type="spellEnd"/>
+      <w:r>
+        <w:rPr>
+          <w:rFonts w:ascii="Times New Roman" w:eastAsia="Times New Roman" w:hAnsi="Times New Roman" w:cs="Times New Roman"/>
+          <w:sz w:val="24"/>
+          <w:szCs w:val="24"/>
+          <w:highlight w:val="white"/>
+        </w:rPr>
+        <w:t xml:space="preserve"> es solo la plataforma o la nube donde están los diferentes repositorios, códigos, etc.</w:t>
       </w:r>
     </w:p>
     <w:p>
       <w:pPr>
         <w:jc w:val="both"/>
         <w:rPr>
-          <w:rFonts w:ascii="Times New Roman" w:cs="Times New Roman" w:eastAsia="Times New Roman" w:hAnsi="Times New Roman"/>
-          <w:sz w:val="24"/>
-          <w:szCs w:val="24"/>
-          <w:highlight w:val="white"/>
-        </w:rPr>
-      </w:pPr>
-      <w:r>
-        <w:rPr>
-          <w:rtl w:val="0"/>
-        </w:rPr>
-      </w:r>
+          <w:rFonts w:ascii="Times New Roman" w:eastAsia="Times New Roman" w:hAnsi="Times New Roman" w:cs="Times New Roman"/>
+          <w:sz w:val="24"/>
+          <w:szCs w:val="24"/>
+          <w:highlight w:val="white"/>
+        </w:rPr>
+      </w:pPr>
     </w:p>
     <w:p>
       <w:pPr>
         <w:jc w:val="both"/>
         <w:rPr>
-          <w:rFonts w:ascii="Times New Roman" w:cs="Times New Roman" w:eastAsia="Times New Roman" w:hAnsi="Times New Roman"/>
-          <w:sz w:val="24"/>
-          <w:szCs w:val="24"/>
-          <w:highlight w:val="white"/>
-        </w:rPr>
-      </w:pPr>
-      <w:r>
-        <w:rPr>
-          <w:rFonts w:ascii="Times New Roman" w:cs="Times New Roman" w:eastAsia="Times New Roman" w:hAnsi="Times New Roman"/>
-          <w:sz w:val="24"/>
-          <w:szCs w:val="24"/>
-          <w:highlight w:val="white"/>
-          <w:rtl w:val="0"/>
-        </w:rPr>
-        <w:t xml:space="preserve">3. ¿Qué es un Commit y por qué se dice que es como un "punto de guardado" en un videojuego?</w:t>
+          <w:rFonts w:ascii="Times New Roman" w:eastAsia="Times New Roman" w:hAnsi="Times New Roman" w:cs="Times New Roman"/>
+          <w:sz w:val="24"/>
+          <w:szCs w:val="24"/>
+          <w:highlight w:val="white"/>
+        </w:rPr>
+      </w:pPr>
+      <w:r>
+        <w:rPr>
+          <w:rFonts w:ascii="Times New Roman" w:eastAsia="Times New Roman" w:hAnsi="Times New Roman" w:cs="Times New Roman"/>
+          <w:sz w:val="24"/>
+          <w:szCs w:val="24"/>
+          <w:highlight w:val="white"/>
+        </w:rPr>
+        <w:t xml:space="preserve">3. ¿Qué es un </w:t>
+      </w:r>
+      <w:proofErr w:type="spellStart"/>
+      <w:r>
+        <w:rPr>
+          <w:rFonts w:ascii="Times New Roman" w:eastAsia="Times New Roman" w:hAnsi="Times New Roman" w:cs="Times New Roman"/>
+          <w:sz w:val="24"/>
+          <w:szCs w:val="24"/>
+          <w:highlight w:val="white"/>
+        </w:rPr>
+        <w:t>Commit</w:t>
+      </w:r>
+      <w:proofErr w:type="spellEnd"/>
+      <w:r>
+        <w:rPr>
+          <w:rFonts w:ascii="Times New Roman" w:eastAsia="Times New Roman" w:hAnsi="Times New Roman" w:cs="Times New Roman"/>
+          <w:sz w:val="24"/>
+          <w:szCs w:val="24"/>
+          <w:highlight w:val="white"/>
+        </w:rPr>
+        <w:t xml:space="preserve"> y por qué se dice que es como un "punto de guardado" en un videojuego?</w:t>
       </w:r>
     </w:p>
     <w:p>
@@ -255,82 +330,133 @@
           <w:ilvl w:val="0"/>
           <w:numId w:val="1"/>
         </w:numPr>
-        <w:ind w:left="720" w:hanging="360"/>
         <w:jc w:val="both"/>
         <w:rPr>
-          <w:rFonts w:ascii="Times New Roman" w:cs="Times New Roman" w:eastAsia="Times New Roman" w:hAnsi="Times New Roman"/>
-          <w:sz w:val="24"/>
-          <w:szCs w:val="24"/>
-          <w:highlight w:val="white"/>
-        </w:rPr>
-      </w:pPr>
-      <w:r>
-        <w:rPr>
-          <w:rFonts w:ascii="Times New Roman" w:cs="Times New Roman" w:eastAsia="Times New Roman" w:hAnsi="Times New Roman"/>
-          <w:sz w:val="24"/>
-          <w:szCs w:val="24"/>
-          <w:highlight w:val="white"/>
-          <w:rtl w:val="0"/>
-        </w:rPr>
-        <w:t xml:space="preserve">Un commit es un “punto de guardado” del proyecto en el cual estás trabajando, la función del mismo es registrar los cambios realizados en los archivos al igual que los metadatos (autor, fecha, mensaje, modificaciones, etc.)</w:t>
+          <w:rFonts w:ascii="Times New Roman" w:eastAsia="Times New Roman" w:hAnsi="Times New Roman" w:cs="Times New Roman"/>
+          <w:sz w:val="24"/>
+          <w:szCs w:val="24"/>
+          <w:highlight w:val="white"/>
+        </w:rPr>
+      </w:pPr>
+      <w:r>
+        <w:rPr>
+          <w:rFonts w:ascii="Times New Roman" w:eastAsia="Times New Roman" w:hAnsi="Times New Roman" w:cs="Times New Roman"/>
+          <w:sz w:val="24"/>
+          <w:szCs w:val="24"/>
+          <w:highlight w:val="white"/>
+        </w:rPr>
+        <w:t xml:space="preserve">Un </w:t>
+      </w:r>
+      <w:proofErr w:type="spellStart"/>
+      <w:r>
+        <w:rPr>
+          <w:rFonts w:ascii="Times New Roman" w:eastAsia="Times New Roman" w:hAnsi="Times New Roman" w:cs="Times New Roman"/>
+          <w:sz w:val="24"/>
+          <w:szCs w:val="24"/>
+          <w:highlight w:val="white"/>
+        </w:rPr>
+        <w:t>commit</w:t>
+      </w:r>
+      <w:proofErr w:type="spellEnd"/>
+      <w:r>
+        <w:rPr>
+          <w:rFonts w:ascii="Times New Roman" w:eastAsia="Times New Roman" w:hAnsi="Times New Roman" w:cs="Times New Roman"/>
+          <w:sz w:val="24"/>
+          <w:szCs w:val="24"/>
+          <w:highlight w:val="white"/>
+        </w:rPr>
+        <w:t xml:space="preserve"> es un “punto de guardado” del proyecto en el cual estás trabajando, la función del mismo es registrar los cambios realizados en los archivos al igual que los metadatos (autor, fecha, mensaje, modificaciones, etc.)</w:t>
       </w:r>
     </w:p>
     <w:p>
       <w:pPr>
         <w:jc w:val="both"/>
         <w:rPr>
-          <w:rFonts w:ascii="Times New Roman" w:cs="Times New Roman" w:eastAsia="Times New Roman" w:hAnsi="Times New Roman"/>
-          <w:sz w:val="24"/>
-          <w:szCs w:val="24"/>
-          <w:highlight w:val="white"/>
-        </w:rPr>
-      </w:pPr>
-      <w:r>
-        <w:rPr>
-          <w:rtl w:val="0"/>
-        </w:rPr>
-      </w:r>
+          <w:rFonts w:ascii="Times New Roman" w:eastAsia="Times New Roman" w:hAnsi="Times New Roman" w:cs="Times New Roman"/>
+          <w:sz w:val="24"/>
+          <w:szCs w:val="24"/>
+          <w:highlight w:val="white"/>
+        </w:rPr>
+      </w:pPr>
     </w:p>
     <w:p>
       <w:pPr>
         <w:jc w:val="both"/>
         <w:rPr>
-          <w:rFonts w:ascii="Times New Roman" w:cs="Times New Roman" w:eastAsia="Times New Roman" w:hAnsi="Times New Roman"/>
-          <w:sz w:val="24"/>
-          <w:szCs w:val="24"/>
-          <w:highlight w:val="white"/>
-        </w:rPr>
-      </w:pPr>
-      <w:r>
-        <w:rPr>
-          <w:rFonts w:ascii="Times New Roman" w:cs="Times New Roman" w:eastAsia="Times New Roman" w:hAnsi="Times New Roman"/>
-          <w:sz w:val="24"/>
-          <w:szCs w:val="24"/>
-          <w:highlight w:val="white"/>
-          <w:rtl w:val="0"/>
-        </w:rPr>
-        <w:t xml:space="preserve">4. Busquen qué es un "Merge Conflict" (Conflicto de fusión). Según el ejemplo de</w:t>
+          <w:rFonts w:ascii="Times New Roman" w:eastAsia="Times New Roman" w:hAnsi="Times New Roman" w:cs="Times New Roman"/>
+          <w:sz w:val="24"/>
+          <w:szCs w:val="24"/>
+          <w:highlight w:val="white"/>
+        </w:rPr>
+      </w:pPr>
+      <w:r>
+        <w:rPr>
+          <w:rFonts w:ascii="Times New Roman" w:eastAsia="Times New Roman" w:hAnsi="Times New Roman" w:cs="Times New Roman"/>
+          <w:sz w:val="24"/>
+          <w:szCs w:val="24"/>
+          <w:highlight w:val="white"/>
+        </w:rPr>
+        <w:t>4. Busquen qué es un "</w:t>
+      </w:r>
+      <w:proofErr w:type="spellStart"/>
+      <w:r>
+        <w:rPr>
+          <w:rFonts w:ascii="Times New Roman" w:eastAsia="Times New Roman" w:hAnsi="Times New Roman" w:cs="Times New Roman"/>
+          <w:sz w:val="24"/>
+          <w:szCs w:val="24"/>
+          <w:highlight w:val="white"/>
+        </w:rPr>
+        <w:t>Merge</w:t>
+      </w:r>
+      <w:proofErr w:type="spellEnd"/>
+      <w:r>
+        <w:rPr>
+          <w:rFonts w:ascii="Times New Roman" w:eastAsia="Times New Roman" w:hAnsi="Times New Roman" w:cs="Times New Roman"/>
+          <w:sz w:val="24"/>
+          <w:szCs w:val="24"/>
+          <w:highlight w:val="white"/>
+        </w:rPr>
+        <w:t xml:space="preserve"> </w:t>
+      </w:r>
+      <w:proofErr w:type="spellStart"/>
+      <w:r>
+        <w:rPr>
+          <w:rFonts w:ascii="Times New Roman" w:eastAsia="Times New Roman" w:hAnsi="Times New Roman" w:cs="Times New Roman"/>
+          <w:sz w:val="24"/>
+          <w:szCs w:val="24"/>
+          <w:highlight w:val="white"/>
+        </w:rPr>
+        <w:t>Conflict</w:t>
+      </w:r>
+      <w:proofErr w:type="spellEnd"/>
+      <w:r>
+        <w:rPr>
+          <w:rFonts w:ascii="Times New Roman" w:eastAsia="Times New Roman" w:hAnsi="Times New Roman" w:cs="Times New Roman"/>
+          <w:sz w:val="24"/>
+          <w:szCs w:val="24"/>
+          <w:highlight w:val="white"/>
+        </w:rPr>
+        <w:t>" (Conflicto de fusión). Según el ejemplo de</w:t>
       </w:r>
     </w:p>
     <w:p>
       <w:pPr>
         <w:jc w:val="both"/>
         <w:rPr>
-          <w:rFonts w:ascii="Times New Roman" w:cs="Times New Roman" w:eastAsia="Times New Roman" w:hAnsi="Times New Roman"/>
-          <w:sz w:val="24"/>
-          <w:szCs w:val="24"/>
-          <w:highlight w:val="white"/>
-        </w:rPr>
-      </w:pPr>
-      <w:r>
-        <w:rPr>
-          <w:rFonts w:ascii="Times New Roman" w:cs="Times New Roman" w:eastAsia="Times New Roman" w:hAnsi="Times New Roman"/>
-          <w:sz w:val="24"/>
-          <w:szCs w:val="24"/>
-          <w:highlight w:val="white"/>
-          <w:rtl w:val="0"/>
-        </w:rPr>
-        <w:t xml:space="preserve">la biblioteca, ¿en qué momento ocurriría uno?</w:t>
+          <w:rFonts w:ascii="Times New Roman" w:eastAsia="Times New Roman" w:hAnsi="Times New Roman" w:cs="Times New Roman"/>
+          <w:sz w:val="24"/>
+          <w:szCs w:val="24"/>
+          <w:highlight w:val="white"/>
+        </w:rPr>
+      </w:pPr>
+      <w:r>
+        <w:rPr>
+          <w:rFonts w:ascii="Times New Roman" w:eastAsia="Times New Roman" w:hAnsi="Times New Roman" w:cs="Times New Roman"/>
+          <w:sz w:val="24"/>
+          <w:szCs w:val="24"/>
+          <w:highlight w:val="white"/>
+        </w:rPr>
+        <w:t>la biblioteca, ¿en qué momento ocurriría uno?</w:t>
       </w:r>
     </w:p>
     <w:p>
@@ -339,238 +465,446 @@
           <w:ilvl w:val="0"/>
           <w:numId w:val="3"/>
         </w:numPr>
-        <w:ind w:left="720" w:hanging="360"/>
         <w:jc w:val="both"/>
         <w:rPr>
-          <w:rFonts w:ascii="Times New Roman" w:cs="Times New Roman" w:eastAsia="Times New Roman" w:hAnsi="Times New Roman"/>
-          <w:sz w:val="24"/>
-          <w:szCs w:val="24"/>
-          <w:highlight w:val="white"/>
-        </w:rPr>
-      </w:pPr>
-      <w:r>
-        <w:rPr>
-          <w:rFonts w:ascii="Times New Roman" w:cs="Times New Roman" w:eastAsia="Times New Roman" w:hAnsi="Times New Roman"/>
-          <w:sz w:val="24"/>
-          <w:szCs w:val="24"/>
-          <w:highlight w:val="white"/>
-          <w:rtl w:val="0"/>
-        </w:rPr>
-        <w:t xml:space="preserve">Un “Merge Conflict” es un conflicto que ocurre c</w:t>
-      </w:r>
-      <w:r>
-        <w:rPr>
-          <w:rFonts w:ascii="Times New Roman" w:cs="Times New Roman" w:eastAsia="Times New Roman" w:hAnsi="Times New Roman"/>
-          <w:sz w:val="24"/>
-          <w:szCs w:val="24"/>
-          <w:rtl w:val="0"/>
-        </w:rPr>
-        <w:t xml:space="preserve">uando se intentan fusionar ramas con cambios contrapuestos en las mismas líneas de un archivo, obligando a una resolución manual</w:t>
+          <w:rFonts w:ascii="Times New Roman" w:eastAsia="Times New Roman" w:hAnsi="Times New Roman" w:cs="Times New Roman"/>
+          <w:sz w:val="24"/>
+          <w:szCs w:val="24"/>
+          <w:highlight w:val="white"/>
+        </w:rPr>
+      </w:pPr>
+      <w:r>
+        <w:rPr>
+          <w:rFonts w:ascii="Times New Roman" w:eastAsia="Times New Roman" w:hAnsi="Times New Roman" w:cs="Times New Roman"/>
+          <w:sz w:val="24"/>
+          <w:szCs w:val="24"/>
+          <w:highlight w:val="white"/>
+        </w:rPr>
+        <w:t>Un “</w:t>
+      </w:r>
+      <w:proofErr w:type="spellStart"/>
+      <w:r>
+        <w:rPr>
+          <w:rFonts w:ascii="Times New Roman" w:eastAsia="Times New Roman" w:hAnsi="Times New Roman" w:cs="Times New Roman"/>
+          <w:sz w:val="24"/>
+          <w:szCs w:val="24"/>
+          <w:highlight w:val="white"/>
+        </w:rPr>
+        <w:t>Merge</w:t>
+      </w:r>
+      <w:proofErr w:type="spellEnd"/>
+      <w:r>
+        <w:rPr>
+          <w:rFonts w:ascii="Times New Roman" w:eastAsia="Times New Roman" w:hAnsi="Times New Roman" w:cs="Times New Roman"/>
+          <w:sz w:val="24"/>
+          <w:szCs w:val="24"/>
+          <w:highlight w:val="white"/>
+        </w:rPr>
+        <w:t xml:space="preserve"> </w:t>
+      </w:r>
+      <w:proofErr w:type="spellStart"/>
+      <w:r>
+        <w:rPr>
+          <w:rFonts w:ascii="Times New Roman" w:eastAsia="Times New Roman" w:hAnsi="Times New Roman" w:cs="Times New Roman"/>
+          <w:sz w:val="24"/>
+          <w:szCs w:val="24"/>
+          <w:highlight w:val="white"/>
+        </w:rPr>
+        <w:t>Conflict</w:t>
+      </w:r>
+      <w:proofErr w:type="spellEnd"/>
+      <w:r>
+        <w:rPr>
+          <w:rFonts w:ascii="Times New Roman" w:eastAsia="Times New Roman" w:hAnsi="Times New Roman" w:cs="Times New Roman"/>
+          <w:sz w:val="24"/>
+          <w:szCs w:val="24"/>
+          <w:highlight w:val="white"/>
+        </w:rPr>
+        <w:t>” es un conflicto que ocurre c</w:t>
+      </w:r>
+      <w:r>
+        <w:rPr>
+          <w:rFonts w:ascii="Times New Roman" w:eastAsia="Times New Roman" w:hAnsi="Times New Roman" w:cs="Times New Roman"/>
+          <w:sz w:val="24"/>
+          <w:szCs w:val="24"/>
+        </w:rPr>
+        <w:t>uando se intentan fusionar ramas con cambios contrapuestos en las mismas líneas de un archivo, obligando a una resolución manual</w:t>
       </w:r>
     </w:p>
     <w:p>
       <w:pPr>
         <w:jc w:val="both"/>
         <w:rPr>
-          <w:rFonts w:ascii="Times New Roman" w:cs="Times New Roman" w:eastAsia="Times New Roman" w:hAnsi="Times New Roman"/>
-          <w:sz w:val="24"/>
-          <w:szCs w:val="24"/>
-        </w:rPr>
-      </w:pPr>
-      <w:r>
-        <w:rPr>
-          <w:rtl w:val="0"/>
-        </w:rPr>
-      </w:r>
+          <w:rFonts w:ascii="Times New Roman" w:eastAsia="Times New Roman" w:hAnsi="Times New Roman" w:cs="Times New Roman"/>
+          <w:sz w:val="24"/>
+          <w:szCs w:val="24"/>
+        </w:rPr>
+      </w:pPr>
     </w:p>
     <w:p>
       <w:pPr>
         <w:jc w:val="both"/>
         <w:rPr>
-          <w:rFonts w:ascii="Times New Roman" w:cs="Times New Roman" w:eastAsia="Times New Roman" w:hAnsi="Times New Roman"/>
-          <w:sz w:val="24"/>
-          <w:szCs w:val="24"/>
-        </w:rPr>
-      </w:pPr>
-      <w:r>
-        <w:rPr>
-          <w:rFonts w:ascii="Times New Roman" w:cs="Times New Roman" w:eastAsia="Times New Roman" w:hAnsi="Times New Roman"/>
-          <w:sz w:val="24"/>
-          <w:szCs w:val="24"/>
-          <w:rtl w:val="0"/>
-        </w:rPr>
-        <w:t xml:space="preserve">2. El "ADN" de un Repositorio (Configuración)</w:t>
-      </w:r>
-    </w:p>
-    <w:p>
-      <w:pPr>
-        <w:ind w:left="0" w:firstLine="0"/>
+          <w:rFonts w:ascii="Times New Roman" w:eastAsia="Times New Roman" w:hAnsi="Times New Roman" w:cs="Times New Roman"/>
+          <w:sz w:val="24"/>
+          <w:szCs w:val="24"/>
+        </w:rPr>
+      </w:pPr>
+      <w:r>
+        <w:rPr>
+          <w:rFonts w:ascii="Times New Roman" w:eastAsia="Times New Roman" w:hAnsi="Times New Roman" w:cs="Times New Roman"/>
+          <w:sz w:val="24"/>
+          <w:szCs w:val="24"/>
+        </w:rPr>
+        <w:t>2. El "ADN" de un Repositorio (Configuración)</w:t>
+      </w:r>
+    </w:p>
+    <w:p>
+      <w:pPr>
         <w:jc w:val="both"/>
         <w:rPr>
-          <w:rFonts w:ascii="Times New Roman" w:cs="Times New Roman" w:eastAsia="Times New Roman" w:hAnsi="Times New Roman"/>
-          <w:sz w:val="24"/>
-          <w:szCs w:val="24"/>
-        </w:rPr>
-      </w:pPr>
-      <w:r>
-        <w:rPr>
-          <w:rFonts w:ascii="Times New Roman" w:cs="Times New Roman" w:eastAsia="Times New Roman" w:hAnsi="Times New Roman"/>
-          <w:sz w:val="24"/>
-          <w:szCs w:val="24"/>
-          <w:rtl w:val="0"/>
-        </w:rPr>
-        <w:t xml:space="preserve">Carpeta .git (Oculta): La carpeta .git es el “corazón” de un repositorio, acá se almacena una base de datos que contiene objetos, metadatos, el historial completo de commits, ramas y la configuración del proyecto.</w:t>
-      </w:r>
-    </w:p>
-    <w:p>
-      <w:pPr>
-        <w:ind w:left="0" w:firstLine="0"/>
+          <w:rFonts w:ascii="Times New Roman" w:eastAsia="Times New Roman" w:hAnsi="Times New Roman" w:cs="Times New Roman"/>
+          <w:sz w:val="24"/>
+          <w:szCs w:val="24"/>
+        </w:rPr>
+      </w:pPr>
+      <w:proofErr w:type="spellStart"/>
+      <w:r>
+        <w:rPr>
+          <w:rFonts w:ascii="Times New Roman" w:eastAsia="Times New Roman" w:hAnsi="Times New Roman" w:cs="Times New Roman"/>
+          <w:sz w:val="24"/>
+          <w:szCs w:val="24"/>
+        </w:rPr>
+        <w:t>Carpeta.git</w:t>
+      </w:r>
+      <w:proofErr w:type="spellEnd"/>
+      <w:r>
+        <w:rPr>
+          <w:rFonts w:ascii="Times New Roman" w:eastAsia="Times New Roman" w:hAnsi="Times New Roman" w:cs="Times New Roman"/>
+          <w:sz w:val="24"/>
+          <w:szCs w:val="24"/>
+        </w:rPr>
+        <w:t xml:space="preserve"> (Oculta): La </w:t>
+      </w:r>
+      <w:proofErr w:type="spellStart"/>
+      <w:r>
+        <w:rPr>
+          <w:rFonts w:ascii="Times New Roman" w:eastAsia="Times New Roman" w:hAnsi="Times New Roman" w:cs="Times New Roman"/>
+          <w:sz w:val="24"/>
+          <w:szCs w:val="24"/>
+        </w:rPr>
+        <w:t>carpeta</w:t>
+      </w:r>
+      <w:r>
+        <w:rPr>
+          <w:rFonts w:ascii="Times New Roman" w:eastAsia="Times New Roman" w:hAnsi="Times New Roman" w:cs="Times New Roman"/>
+          <w:sz w:val="24"/>
+          <w:szCs w:val="24"/>
+        </w:rPr>
+        <w:t>.</w:t>
+      </w:r>
+      <w:r>
+        <w:rPr>
+          <w:rFonts w:ascii="Times New Roman" w:eastAsia="Times New Roman" w:hAnsi="Times New Roman" w:cs="Times New Roman"/>
+          <w:sz w:val="24"/>
+          <w:szCs w:val="24"/>
+        </w:rPr>
+        <w:t>git</w:t>
+      </w:r>
+      <w:proofErr w:type="spellEnd"/>
+      <w:r>
+        <w:rPr>
+          <w:rFonts w:ascii="Times New Roman" w:eastAsia="Times New Roman" w:hAnsi="Times New Roman" w:cs="Times New Roman"/>
+          <w:sz w:val="24"/>
+          <w:szCs w:val="24"/>
+        </w:rPr>
+        <w:t xml:space="preserve"> es el “corazón” de un repositorio, acá se almacena una base de datos que contiene objetos, metadatos, el historial completo de </w:t>
+      </w:r>
+      <w:proofErr w:type="spellStart"/>
+      <w:r>
+        <w:rPr>
+          <w:rFonts w:ascii="Times New Roman" w:eastAsia="Times New Roman" w:hAnsi="Times New Roman" w:cs="Times New Roman"/>
+          <w:sz w:val="24"/>
+          <w:szCs w:val="24"/>
+        </w:rPr>
+        <w:t>commits</w:t>
+      </w:r>
+      <w:proofErr w:type="spellEnd"/>
+      <w:r>
+        <w:rPr>
+          <w:rFonts w:ascii="Times New Roman" w:eastAsia="Times New Roman" w:hAnsi="Times New Roman" w:cs="Times New Roman"/>
+          <w:sz w:val="24"/>
+          <w:szCs w:val="24"/>
+        </w:rPr>
+        <w:t>, ramas y la configuración del proyecto.</w:t>
+      </w:r>
+    </w:p>
+    <w:p>
+      <w:pPr>
         <w:jc w:val="both"/>
         <w:rPr>
-          <w:rFonts w:ascii="Times New Roman" w:cs="Times New Roman" w:eastAsia="Times New Roman" w:hAnsi="Times New Roman"/>
-          <w:sz w:val="24"/>
-          <w:szCs w:val="24"/>
-        </w:rPr>
-      </w:pPr>
-      <w:r>
-        <w:rPr>
-          <w:rtl w:val="0"/>
-        </w:rPr>
-      </w:r>
-    </w:p>
-    <w:p>
-      <w:pPr>
-        <w:ind w:left="0" w:firstLine="0"/>
+          <w:rFonts w:ascii="Times New Roman" w:eastAsia="Times New Roman" w:hAnsi="Times New Roman" w:cs="Times New Roman"/>
+          <w:sz w:val="24"/>
+          <w:szCs w:val="24"/>
+        </w:rPr>
+      </w:pPr>
+    </w:p>
+    <w:p>
+      <w:pPr>
         <w:jc w:val="both"/>
         <w:rPr>
-          <w:rFonts w:ascii="Times New Roman" w:cs="Times New Roman" w:eastAsia="Times New Roman" w:hAnsi="Times New Roman"/>
-          <w:sz w:val="24"/>
-          <w:szCs w:val="24"/>
-        </w:rPr>
-      </w:pPr>
-      <w:r>
-        <w:rPr>
-          <w:rFonts w:ascii="Times New Roman" w:cs="Times New Roman" w:eastAsia="Times New Roman" w:hAnsi="Times New Roman"/>
-          <w:sz w:val="24"/>
-          <w:szCs w:val="24"/>
-          <w:rtl w:val="0"/>
-        </w:rPr>
-        <w:t xml:space="preserve">Archivo .gitignore: El archivo </w:t>
-      </w:r>
-      <w:r>
-        <w:rPr>
-          <w:rFonts w:ascii="Times New Roman" w:cs="Times New Roman" w:eastAsia="Times New Roman" w:hAnsi="Times New Roman"/>
-          <w:sz w:val="24"/>
-          <w:szCs w:val="24"/>
-          <w:rtl w:val="0"/>
-        </w:rPr>
-        <w:t xml:space="preserve">.</w:t>
-      </w:r>
-      <w:r>
-        <w:rPr>
-          <w:rFonts w:ascii="Times New Roman" w:cs="Times New Roman" w:eastAsia="Times New Roman" w:hAnsi="Times New Roman"/>
-          <w:sz w:val="24"/>
-          <w:szCs w:val="24"/>
-          <w:rtl w:val="0"/>
-        </w:rPr>
-        <w:t xml:space="preserve">gitignore</w:t>
-      </w:r>
-      <w:r>
-        <w:rPr>
-          <w:rFonts w:ascii="Times New Roman" w:cs="Times New Roman" w:eastAsia="Times New Roman" w:hAnsi="Times New Roman"/>
-          <w:sz w:val="24"/>
-          <w:szCs w:val="24"/>
-          <w:rtl w:val="0"/>
-        </w:rPr>
-        <w:t xml:space="preserve"> evita que Git muestre los </w:t>
-      </w:r>
-      <w:r>
-        <w:rPr>
-          <w:rFonts w:ascii="Times New Roman" w:cs="Times New Roman" w:eastAsia="Times New Roman" w:hAnsi="Times New Roman"/>
-          <w:sz w:val="24"/>
-          <w:szCs w:val="24"/>
-          <w:rtl w:val="0"/>
-        </w:rPr>
-        <w:t xml:space="preserve">archivos </w:t>
-      </w:r>
-      <w:r>
-        <w:rPr>
-          <w:rFonts w:ascii="Times New Roman" w:cs="Times New Roman" w:eastAsia="Times New Roman" w:hAnsi="Times New Roman"/>
-          <w:sz w:val="24"/>
-          <w:szCs w:val="24"/>
-          <w:rtl w:val="0"/>
-        </w:rPr>
-        <w:t xml:space="preserve">o carpetas que contiene como no rastreados y añadidos accidentalmente</w:t>
-      </w:r>
-    </w:p>
-    <w:p>
-      <w:pPr>
-        <w:ind w:left="0" w:firstLine="0"/>
+          <w:rFonts w:ascii="Times New Roman" w:eastAsia="Times New Roman" w:hAnsi="Times New Roman" w:cs="Times New Roman"/>
+          <w:sz w:val="24"/>
+          <w:szCs w:val="24"/>
+        </w:rPr>
+      </w:pPr>
+      <w:proofErr w:type="spellStart"/>
+      <w:r>
+        <w:rPr>
+          <w:rFonts w:ascii="Times New Roman" w:eastAsia="Times New Roman" w:hAnsi="Times New Roman" w:cs="Times New Roman"/>
+          <w:sz w:val="24"/>
+          <w:szCs w:val="24"/>
+        </w:rPr>
+        <w:t>Archivo.gitignore</w:t>
+      </w:r>
+      <w:proofErr w:type="spellEnd"/>
+      <w:r>
+        <w:rPr>
+          <w:rFonts w:ascii="Times New Roman" w:eastAsia="Times New Roman" w:hAnsi="Times New Roman" w:cs="Times New Roman"/>
+          <w:sz w:val="24"/>
+          <w:szCs w:val="24"/>
+        </w:rPr>
+        <w:t xml:space="preserve">: El </w:t>
+      </w:r>
+      <w:proofErr w:type="spellStart"/>
+      <w:proofErr w:type="gramStart"/>
+      <w:r>
+        <w:rPr>
+          <w:rFonts w:ascii="Times New Roman" w:eastAsia="Times New Roman" w:hAnsi="Times New Roman" w:cs="Times New Roman"/>
+          <w:sz w:val="24"/>
+          <w:szCs w:val="24"/>
+        </w:rPr>
+        <w:t>archivo.gitignore</w:t>
+      </w:r>
+      <w:proofErr w:type="spellEnd"/>
+      <w:proofErr w:type="gramEnd"/>
+      <w:r>
+        <w:rPr>
+          <w:rFonts w:ascii="Times New Roman" w:eastAsia="Times New Roman" w:hAnsi="Times New Roman" w:cs="Times New Roman"/>
+          <w:sz w:val="24"/>
+          <w:szCs w:val="24"/>
+        </w:rPr>
+        <w:t xml:space="preserve"> evita que Git muestre los archivos o carpetas que contiene como no rastreados y añadidos accidentalmente</w:t>
+      </w:r>
+    </w:p>
+    <w:p>
+      <w:pPr>
         <w:jc w:val="both"/>
         <w:rPr>
-          <w:rFonts w:ascii="Times New Roman" w:cs="Times New Roman" w:eastAsia="Times New Roman" w:hAnsi="Times New Roman"/>
-          <w:sz w:val="24"/>
-          <w:szCs w:val="24"/>
-        </w:rPr>
-      </w:pPr>
-      <w:r>
-        <w:rPr>
-          <w:rtl w:val="0"/>
-        </w:rPr>
-      </w:r>
-    </w:p>
-    <w:p>
-      <w:pPr>
-        <w:ind w:left="0" w:firstLine="0"/>
+          <w:rFonts w:ascii="Times New Roman" w:eastAsia="Times New Roman" w:hAnsi="Times New Roman" w:cs="Times New Roman"/>
+          <w:sz w:val="24"/>
+          <w:szCs w:val="24"/>
+        </w:rPr>
+      </w:pPr>
+    </w:p>
+    <w:p>
+      <w:pPr>
         <w:jc w:val="both"/>
         <w:rPr>
-          <w:rFonts w:ascii="Times New Roman" w:cs="Times New Roman" w:eastAsia="Times New Roman" w:hAnsi="Times New Roman"/>
-          <w:sz w:val="24"/>
-          <w:szCs w:val="24"/>
-        </w:rPr>
-      </w:pPr>
-      <w:r>
-        <w:rPr>
-          <w:rFonts w:ascii="Times New Roman" w:cs="Times New Roman" w:eastAsia="Times New Roman" w:hAnsi="Times New Roman"/>
-          <w:sz w:val="24"/>
-          <w:szCs w:val="24"/>
-          <w:rtl w:val="0"/>
-        </w:rPr>
-        <w:t xml:space="preserve">README.md: Sirve como documentación principal y cartas de presentación del proyecto. Usa el formato MarkDown para mostrar cómo instalar, descripción, formas de contribución, código de conducta y licencias.</w:t>
-      </w:r>
-    </w:p>
-    <w:p>
-      <w:pPr>
-        <w:ind w:left="0" w:firstLine="0"/>
+          <w:rFonts w:ascii="Times New Roman" w:eastAsia="Times New Roman" w:hAnsi="Times New Roman" w:cs="Times New Roman"/>
+          <w:sz w:val="24"/>
+          <w:szCs w:val="24"/>
+        </w:rPr>
+      </w:pPr>
+      <w:r>
+        <w:rPr>
+          <w:rFonts w:ascii="Times New Roman" w:eastAsia="Times New Roman" w:hAnsi="Times New Roman" w:cs="Times New Roman"/>
+          <w:sz w:val="24"/>
+          <w:szCs w:val="24"/>
+        </w:rPr>
+        <w:t xml:space="preserve">README.md: Sirve como documentación principal y cartas de presentación del proyecto. Usa el formato </w:t>
+      </w:r>
+      <w:proofErr w:type="spellStart"/>
+      <w:r>
+        <w:rPr>
+          <w:rFonts w:ascii="Times New Roman" w:eastAsia="Times New Roman" w:hAnsi="Times New Roman" w:cs="Times New Roman"/>
+          <w:sz w:val="24"/>
+          <w:szCs w:val="24"/>
+        </w:rPr>
+        <w:t>MarkDown</w:t>
+      </w:r>
+      <w:proofErr w:type="spellEnd"/>
+      <w:r>
+        <w:rPr>
+          <w:rFonts w:ascii="Times New Roman" w:eastAsia="Times New Roman" w:hAnsi="Times New Roman" w:cs="Times New Roman"/>
+          <w:sz w:val="24"/>
+          <w:szCs w:val="24"/>
+        </w:rPr>
+        <w:t xml:space="preserve"> para mostrar cómo instalar, descripción, formas de contribución, código de conducta y licencias.</w:t>
+      </w:r>
+    </w:p>
+    <w:p>
+      <w:pPr>
         <w:jc w:val="both"/>
         <w:rPr>
-          <w:rFonts w:ascii="Times New Roman" w:cs="Times New Roman" w:eastAsia="Times New Roman" w:hAnsi="Times New Roman"/>
-          <w:sz w:val="24"/>
-          <w:szCs w:val="24"/>
-        </w:rPr>
-      </w:pPr>
-      <w:r>
-        <w:rPr>
-          <w:rtl w:val="0"/>
-        </w:rPr>
-      </w:r>
+          <w:rFonts w:ascii="Times New Roman" w:eastAsia="Times New Roman" w:hAnsi="Times New Roman" w:cs="Times New Roman"/>
+          <w:sz w:val="24"/>
+          <w:szCs w:val="24"/>
+        </w:rPr>
+      </w:pPr>
     </w:p>
     <w:sectPr>
-      <w:pgSz w:h="16834" w:w="11909" w:orient="portrait"/>
-      <w:pgMar w:bottom="1440" w:top="1440" w:left="1440" w:right="1440" w:header="720" w:footer="720"/>
+      <w:headerReference w:type="default" r:id="rId7"/>
+      <w:footerReference w:type="default" r:id="rId8"/>
+      <w:pgSz w:w="11909" w:h="16834"/>
+      <w:pgMar w:top="1440" w:right="1440" w:bottom="1440" w:left="1440" w:header="720" w:footer="720" w:gutter="0"/>
       <w:pgNumType w:start="1"/>
+      <w:cols w:space="720"/>
     </w:sectPr>
   </w:body>
 </w:document>
 </file>
 
+<file path=word/endnotes.xml><?xml version="1.0" encoding="utf-8"?>
+<w:endnotes xmlns:wpc="http://schemas.microsoft.com/office/word/2010/wordprocessingCanvas" xmlns:cx="http://schemas.microsoft.com/office/drawing/2014/chartex" xmlns:cx1="http://schemas.microsoft.com/office/drawing/2015/9/8/chartex" xmlns:cx2="http://schemas.microsoft.com/office/drawing/2015/10/21/chartex" xmlns:cx3="http://schemas.microsoft.com/office/drawing/2016/5/9/chartex" xmlns:cx4="http://schemas.microsoft.com/office/drawing/2016/5/10/chartex" xmlns:cx5="http://schemas.microsoft.com/office/drawing/2016/5/11/chartex" xmlns:cx6="http://schemas.microsoft.com/office/drawing/2016/5/12/chartex" xmlns:cx7="http://schemas.microsoft.com/office/drawing/2016/5/13/chartex" xmlns:cx8="http://schemas.microsoft.com/office/drawing/2016/5/14/chartex" xmlns:mc="http://schemas.openxmlformats.org/markup-compatibility/2006" xmlns:aink="http://schemas.microsoft.com/office/drawing/2016/ink" xmlns:am3d="http://schemas.microsoft.com/office/drawing/2017/model3d" xmlns:o="urn:schemas-microsoft-com:office:office" xmlns:oel="http://schemas.microsoft.com/office/2019/extlst" xmlns:r="http://schemas.openxmlformats.org/officeDocument/2006/relationships" xmlns:m="http://schemas.openxmlformats.org/officeDocument/2006/math" xmlns:v="urn:schemas-microsoft-com:vml" xmlns:wp14="http://schemas.microsoft.com/office/word/2010/wordprocessingDrawing" xmlns:wp="http://schemas.openxmlformats.org/drawingml/2006/wordprocessingDrawing" xmlns:w10="urn:schemas-microsoft-com:office:word" xmlns:w="http://schemas.openxmlformats.org/wordprocessingml/2006/main" xmlns:w14="http://schemas.microsoft.com/office/word/2010/wordml" xmlns:w15="http://schemas.microsoft.com/office/word/2012/wordml" xmlns:w16cex="http://schemas.microsoft.com/office/word/2018/wordml/cex" xmlns:w16cid="http://schemas.microsoft.com/office/word/2016/wordml/cid" xmlns:w16="http://schemas.microsoft.com/office/word/2018/wordml" xmlns:w16du="http://schemas.microsoft.com/office/word/2023/wordml/word16du" xmlns:w16sdtdh="http://schemas.microsoft.com/office/word/2020/wordml/sdtdatahash" xmlns:w16se="http://schemas.microsoft.com/office/word/2015/wordml/symex" xmlns:wpg="http://schemas.microsoft.com/office/word/2010/wordprocessingGroup" xmlns:wpi="http://schemas.microsoft.com/office/word/2010/wordprocessingInk" xmlns:wne="http://schemas.microsoft.com/office/word/2006/wordml" xmlns:wps="http://schemas.microsoft.com/office/word/2010/wordprocessingShape" mc:Ignorable="w14 w15 w16se w16cid w16 w16cex w16sdtdh wp14">
+  <w:endnote w:type="separator" w:id="-1">
+    <w:p>
+      <w:pPr>
+        <w:spacing w:line="240" w:lineRule="auto"/>
+      </w:pPr>
+      <w:r>
+        <w:separator/>
+      </w:r>
+    </w:p>
+  </w:endnote>
+  <w:endnote w:type="continuationSeparator" w:id="0">
+    <w:p>
+      <w:pPr>
+        <w:spacing w:line="240" w:lineRule="auto"/>
+      </w:pPr>
+      <w:r>
+        <w:continuationSeparator/>
+      </w:r>
+    </w:p>
+  </w:endnote>
+</w:endnotes>
+</file>
+
+<file path=word/footer1.xml><?xml version="1.0" encoding="utf-8"?>
+<w:ftr xmlns:wpc="http://schemas.microsoft.com/office/word/2010/wordprocessingCanvas" xmlns:cx="http://schemas.microsoft.com/office/drawing/2014/chartex" xmlns:cx1="http://schemas.microsoft.com/office/drawing/2015/9/8/chartex" xmlns:cx2="http://schemas.microsoft.com/office/drawing/2015/10/21/chartex" xmlns:cx3="http://schemas.microsoft.com/office/drawing/2016/5/9/chartex" xmlns:cx4="http://schemas.microsoft.com/office/drawing/2016/5/10/chartex" xmlns:cx5="http://schemas.microsoft.com/office/drawing/2016/5/11/chartex" xmlns:cx6="http://schemas.microsoft.com/office/drawing/2016/5/12/chartex" xmlns:cx7="http://schemas.microsoft.com/office/drawing/2016/5/13/chartex" xmlns:cx8="http://schemas.microsoft.com/office/drawing/2016/5/14/chartex" xmlns:mc="http://schemas.openxmlformats.org/markup-compatibility/2006" xmlns:aink="http://schemas.microsoft.com/office/drawing/2016/ink" xmlns:am3d="http://schemas.microsoft.com/office/drawing/2017/model3d" xmlns:o="urn:schemas-microsoft-com:office:office" xmlns:oel="http://schemas.microsoft.com/office/2019/extlst" xmlns:r="http://schemas.openxmlformats.org/officeDocument/2006/relationships" xmlns:m="http://schemas.openxmlformats.org/officeDocument/2006/math" xmlns:v="urn:schemas-microsoft-com:vml" xmlns:wp14="http://schemas.microsoft.com/office/word/2010/wordprocessingDrawing" xmlns:wp="http://schemas.openxmlformats.org/drawingml/2006/wordprocessingDrawing" xmlns:w10="urn:schemas-microsoft-com:office:word" xmlns:w="http://schemas.openxmlformats.org/wordprocessingml/2006/main" xmlns:w14="http://schemas.microsoft.com/office/word/2010/wordml" xmlns:w15="http://schemas.microsoft.com/office/word/2012/wordml" xmlns:w16cex="http://schemas.microsoft.com/office/word/2018/wordml/cex" xmlns:w16cid="http://schemas.microsoft.com/office/word/2016/wordml/cid" xmlns:w16="http://schemas.microsoft.com/office/word/2018/wordml" xmlns:w16du="http://schemas.microsoft.com/office/word/2023/wordml/word16du" xmlns:w16sdtdh="http://schemas.microsoft.com/office/word/2020/wordml/sdtdatahash" xmlns:w16se="http://schemas.microsoft.com/office/word/2015/wordml/symex" xmlns:wpg="http://schemas.microsoft.com/office/word/2010/wordprocessingGroup" xmlns:wpi="http://schemas.microsoft.com/office/word/2010/wordprocessingInk" xmlns:wne="http://schemas.microsoft.com/office/word/2006/wordml" xmlns:wps="http://schemas.microsoft.com/office/word/2010/wordprocessingShape" mc:Ignorable="w14 w15 w16se w16cid w16 w16cex w16sdtdh wp14">
+  <w:p>
+    <w:pPr>
+      <w:pStyle w:val="Piedepgina"/>
+      <w:jc w:val="center"/>
+      <w:rPr>
+        <w:caps/>
+        <w:color w:val="4F81BD" w:themeColor="accent1"/>
+      </w:rPr>
+    </w:pPr>
+    <w:r>
+      <w:rPr>
+        <w:caps/>
+        <w:color w:val="4F81BD" w:themeColor="accent1"/>
+      </w:rPr>
+      <w:fldChar w:fldCharType="begin"/>
+    </w:r>
+    <w:r>
+      <w:rPr>
+        <w:caps/>
+        <w:color w:val="4F81BD" w:themeColor="accent1"/>
+      </w:rPr>
+      <w:instrText>PAGE   \* MERGEFORMAT</w:instrText>
+    </w:r>
+    <w:r>
+      <w:rPr>
+        <w:caps/>
+        <w:color w:val="4F81BD" w:themeColor="accent1"/>
+      </w:rPr>
+      <w:fldChar w:fldCharType="separate"/>
+    </w:r>
+    <w:r>
+      <w:rPr>
+        <w:caps/>
+        <w:color w:val="4F81BD" w:themeColor="accent1"/>
+        <w:lang w:val="es-ES"/>
+      </w:rPr>
+      <w:t>2</w:t>
+    </w:r>
+    <w:r>
+      <w:rPr>
+        <w:caps/>
+        <w:color w:val="4F81BD" w:themeColor="accent1"/>
+      </w:rPr>
+      <w:fldChar w:fldCharType="end"/>
+    </w:r>
+  </w:p>
+  <w:p>
+    <w:pPr>
+      <w:pStyle w:val="Piedepgina"/>
+    </w:pPr>
+  </w:p>
+</w:ftr>
+</file>
+
+<file path=word/footnotes.xml><?xml version="1.0" encoding="utf-8"?>
+<w:footnotes xmlns:wpc="http://schemas.microsoft.com/office/word/2010/wordprocessingCanvas" xmlns:cx="http://schemas.microsoft.com/office/drawing/2014/chartex" xmlns:cx1="http://schemas.microsoft.com/office/drawing/2015/9/8/chartex" xmlns:cx2="http://schemas.microsoft.com/office/drawing/2015/10/21/chartex" xmlns:cx3="http://schemas.microsoft.com/office/drawing/2016/5/9/chartex" xmlns:cx4="http://schemas.microsoft.com/office/drawing/2016/5/10/chartex" xmlns:cx5="http://schemas.microsoft.com/office/drawing/2016/5/11/chartex" xmlns:cx6="http://schemas.microsoft.com/office/drawing/2016/5/12/chartex" xmlns:cx7="http://schemas.microsoft.com/office/drawing/2016/5/13/chartex" xmlns:cx8="http://schemas.microsoft.com/office/drawing/2016/5/14/chartex" xmlns:mc="http://schemas.openxmlformats.org/markup-compatibility/2006" xmlns:aink="http://schemas.microsoft.com/office/drawing/2016/ink" xmlns:am3d="http://schemas.microsoft.com/office/drawing/2017/model3d" xmlns:o="urn:schemas-microsoft-com:office:office" xmlns:oel="http://schemas.microsoft.com/office/2019/extlst" xmlns:r="http://schemas.openxmlformats.org/officeDocument/2006/relationships" xmlns:m="http://schemas.openxmlformats.org/officeDocument/2006/math" xmlns:v="urn:schemas-microsoft-com:vml" xmlns:wp14="http://schemas.microsoft.com/office/word/2010/wordprocessingDrawing" xmlns:wp="http://schemas.openxmlformats.org/drawingml/2006/wordprocessingDrawing" xmlns:w10="urn:schemas-microsoft-com:office:word" xmlns:w="http://schemas.openxmlformats.org/wordprocessingml/2006/main" xmlns:w14="http://schemas.microsoft.com/office/word/2010/wordml" xmlns:w15="http://schemas.microsoft.com/office/word/2012/wordml" xmlns:w16cex="http://schemas.microsoft.com/office/word/2018/wordml/cex" xmlns:w16cid="http://schemas.microsoft.com/office/word/2016/wordml/cid" xmlns:w16="http://schemas.microsoft.com/office/word/2018/wordml" xmlns:w16du="http://schemas.microsoft.com/office/word/2023/wordml/word16du" xmlns:w16sdtdh="http://schemas.microsoft.com/office/word/2020/wordml/sdtdatahash" xmlns:w16se="http://schemas.microsoft.com/office/word/2015/wordml/symex" xmlns:wpg="http://schemas.microsoft.com/office/word/2010/wordprocessingGroup" xmlns:wpi="http://schemas.microsoft.com/office/word/2010/wordprocessingInk" xmlns:wne="http://schemas.microsoft.com/office/word/2006/wordml" xmlns:wps="http://schemas.microsoft.com/office/word/2010/wordprocessingShape" mc:Ignorable="w14 w15 w16se w16cid w16 w16cex w16sdtdh wp14">
+  <w:footnote w:type="separator" w:id="-1">
+    <w:p>
+      <w:pPr>
+        <w:spacing w:line="240" w:lineRule="auto"/>
+      </w:pPr>
+      <w:r>
+        <w:separator/>
+      </w:r>
+    </w:p>
+  </w:footnote>
+  <w:footnote w:type="continuationSeparator" w:id="0">
+    <w:p>
+      <w:pPr>
+        <w:spacing w:line="240" w:lineRule="auto"/>
+      </w:pPr>
+      <w:r>
+        <w:continuationSeparator/>
+      </w:r>
+    </w:p>
+  </w:footnote>
+</w:footnotes>
+</file>
+
+<file path=word/header1.xml><?xml version="1.0" encoding="utf-8"?>
+<w:hdr xmlns:wpc="http://schemas.microsoft.com/office/word/2010/wordprocessingCanvas" xmlns:cx="http://schemas.microsoft.com/office/drawing/2014/chartex" xmlns:cx1="http://schemas.microsoft.com/office/drawing/2015/9/8/chartex" xmlns:cx2="http://schemas.microsoft.com/office/drawing/2015/10/21/chartex" xmlns:cx3="http://schemas.microsoft.com/office/drawing/2016/5/9/chartex" xmlns:cx4="http://schemas.microsoft.com/office/drawing/2016/5/10/chartex" xmlns:cx5="http://schemas.microsoft.com/office/drawing/2016/5/11/chartex" xmlns:cx6="http://schemas.microsoft.com/office/drawing/2016/5/12/chartex" xmlns:cx7="http://schemas.microsoft.com/office/drawing/2016/5/13/chartex" xmlns:cx8="http://schemas.microsoft.com/office/drawing/2016/5/14/chartex" xmlns:mc="http://schemas.openxmlformats.org/markup-compatibility/2006" xmlns:aink="http://schemas.microsoft.com/office/drawing/2016/ink" xmlns:am3d="http://schemas.microsoft.com/office/drawing/2017/model3d" xmlns:o="urn:schemas-microsoft-com:office:office" xmlns:oel="http://schemas.microsoft.com/office/2019/extlst" xmlns:r="http://schemas.openxmlformats.org/officeDocument/2006/relationships" xmlns:m="http://schemas.openxmlformats.org/officeDocument/2006/math" xmlns:v="urn:schemas-microsoft-com:vml" xmlns:wp14="http://schemas.microsoft.com/office/word/2010/wordprocessingDrawing" xmlns:wp="http://schemas.openxmlformats.org/drawingml/2006/wordprocessingDrawing" xmlns:w10="urn:schemas-microsoft-com:office:word" xmlns:w="http://schemas.openxmlformats.org/wordprocessingml/2006/main" xmlns:w14="http://schemas.microsoft.com/office/word/2010/wordml" xmlns:w15="http://schemas.microsoft.com/office/word/2012/wordml" xmlns:w16cex="http://schemas.microsoft.com/office/word/2018/wordml/cex" xmlns:w16cid="http://schemas.microsoft.com/office/word/2016/wordml/cid" xmlns:w16="http://schemas.microsoft.com/office/word/2018/wordml" xmlns:w16du="http://schemas.microsoft.com/office/word/2023/wordml/word16du" xmlns:w16sdtdh="http://schemas.microsoft.com/office/word/2020/wordml/sdtdatahash" xmlns:w16se="http://schemas.microsoft.com/office/word/2015/wordml/symex" xmlns:wpg="http://schemas.microsoft.com/office/word/2010/wordprocessingGroup" xmlns:wpi="http://schemas.microsoft.com/office/word/2010/wordprocessingInk" xmlns:wne="http://schemas.microsoft.com/office/word/2006/wordml" xmlns:wps="http://schemas.microsoft.com/office/word/2010/wordprocessingShape" mc:Ignorable="w14 w15 w16se w16cid w16 w16cex w16sdtdh wp14">
+  <w:p>
+    <w:pPr>
+      <w:pStyle w:val="Encabezado"/>
+    </w:pPr>
+    <w:r>
+      <w:t>Software</w:t>
+    </w:r>
+    <w:r>
+      <w:ptab w:relativeTo="margin" w:alignment="center" w:leader="none"/>
+    </w:r>
+    <w:r>
+      <w:ptab w:relativeTo="margin" w:alignment="right" w:leader="none"/>
+    </w:r>
+    <w:proofErr w:type="spellStart"/>
+    <w:r>
+      <w:t>Schcovich-Andre</w:t>
+    </w:r>
+    <w:proofErr w:type="spellEnd"/>
+  </w:p>
+</w:hdr>
+</file>
+
 <file path=word/numbering.xml><?xml version="1.0" encoding="utf-8"?>
-<w:numbering xmlns:mc="http://schemas.openxmlformats.org/markup-compatibility/2006" xmlns:o="urn:schemas-microsoft-com:office:office" xmlns:r="http://schemas.openxmlformats.org/officeDocument/2006/relationships" xmlns:m="http://schemas.openxmlformats.org/officeDocument/2006/math" xmlns:v="urn:schemas-microsoft-com:vml" xmlns:wp="http://schemas.openxmlformats.org/drawingml/2006/wordprocessingDrawing" xmlns:w10="urn:schemas-microsoft-com:office:word" xmlns:w="http://schemas.openxmlformats.org/wordprocessingml/2006/main" xmlns:wne="http://schemas.microsoft.com/office/word/2006/wordml" xmlns:sl="http://schemas.openxmlformats.org/schemaLibrary/2006/main" xmlns:a="http://schemas.openxmlformats.org/drawingml/2006/main" xmlns:pic="http://schemas.openxmlformats.org/drawingml/2006/picture" xmlns:c="http://schemas.openxmlformats.org/drawingml/2006/chart" xmlns:lc="http://schemas.openxmlformats.org/drawingml/2006/lockedCanvas" xmlns:dgm="http://schemas.openxmlformats.org/drawingml/2006/diagram" xmlns:wps="http://schemas.microsoft.com/office/word/2010/wordprocessingShape" xmlns:wpg="http://schemas.microsoft.com/office/word/2010/wordprocessingGroup" xmlns:w14="http://schemas.microsoft.com/office/word/2010/wordml" xmlns:w15="http://schemas.microsoft.com/office/word/2012/wordml" xmlns:w16="http://schemas.microsoft.com/office/word/2018/wordml" xmlns:w16cex="http://schemas.microsoft.com/office/word/2018/wordml/cex" xmlns:w16cid="http://schemas.microsoft.com/office/word/2016/wordml/cid" xmlns="http://schemas.microsoft.com/office/tasks/2019/documenttasks" xmlns:cr="http://schemas.microsoft.com/office/comments/2020/reactions">
-  <w:abstractNum w:abstractNumId="1">
+<w:numbering xmlns:wpc="http://schemas.microsoft.com/office/word/2010/wordprocessingCanvas" xmlns:cx="http://schemas.microsoft.com/office/drawing/2014/chartex" xmlns:cx1="http://schemas.microsoft.com/office/drawing/2015/9/8/chartex" xmlns:cx2="http://schemas.microsoft.com/office/drawing/2015/10/21/chartex" xmlns:cx3="http://schemas.microsoft.com/office/drawing/2016/5/9/chartex" xmlns:cx4="http://schemas.microsoft.com/office/drawing/2016/5/10/chartex" xmlns:cx5="http://schemas.microsoft.com/office/drawing/2016/5/11/chartex" xmlns:cx6="http://schemas.microsoft.com/office/drawing/2016/5/12/chartex" xmlns:cx7="http://schemas.microsoft.com/office/drawing/2016/5/13/chartex" xmlns:cx8="http://schemas.microsoft.com/office/drawing/2016/5/14/chartex" xmlns:mc="http://schemas.openxmlformats.org/markup-compatibility/2006" xmlns:aink="http://schemas.microsoft.com/office/drawing/2016/ink" xmlns:am3d="http://schemas.microsoft.com/office/drawing/2017/model3d" xmlns:o="urn:schemas-microsoft-com:office:office" xmlns:oel="http://schemas.microsoft.com/office/2019/extlst" xmlns:r="http://schemas.openxmlformats.org/officeDocument/2006/relationships" xmlns:m="http://schemas.openxmlformats.org/officeDocument/2006/math" xmlns:v="urn:schemas-microsoft-com:vml" xmlns:wp14="http://schemas.microsoft.com/office/word/2010/wordprocessingDrawing" xmlns:wp="http://schemas.openxmlformats.org/drawingml/2006/wordprocessingDrawing" xmlns:w10="urn:schemas-microsoft-com:office:word" xmlns:w="http://schemas.openxmlformats.org/wordprocessingml/2006/main" xmlns:w14="http://schemas.microsoft.com/office/word/2010/wordml" xmlns:w15="http://schemas.microsoft.com/office/word/2012/wordml" xmlns:w16cex="http://schemas.microsoft.com/office/word/2018/wordml/cex" xmlns:w16cid="http://schemas.microsoft.com/office/word/2016/wordml/cid" xmlns:w16="http://schemas.microsoft.com/office/word/2018/wordml" xmlns:w16du="http://schemas.microsoft.com/office/word/2023/wordml/word16du" xmlns:w16sdtdh="http://schemas.microsoft.com/office/word/2020/wordml/sdtdatahash" xmlns:w16se="http://schemas.microsoft.com/office/word/2015/wordml/symex" xmlns:wpg="http://schemas.microsoft.com/office/word/2010/wordprocessingGroup" xmlns:wpi="http://schemas.microsoft.com/office/word/2010/wordprocessingInk" xmlns:wne="http://schemas.microsoft.com/office/word/2006/wordml" xmlns:wps="http://schemas.microsoft.com/office/word/2010/wordprocessingShape" mc:Ignorable="w14 w15 w16se w16cid w16 w16cex w16sdtdh wp14">
+  <w:abstractNum w:abstractNumId="0" w15:restartNumberingAfterBreak="0">
+    <w:nsid w:val="535C25C0"/>
+    <w:multiLevelType w:val="multilevel"/>
+    <w:tmpl w:val="FB161A86"/>
     <w:lvl w:ilvl="0">
       <w:start w:val="1"/>
       <w:numFmt w:val="bullet"/>
-      <w:lvlText w:val="-"/>
+      <w:lvlText w:val="●"/>
       <w:lvlJc w:val="left"/>
       <w:pPr>
         <w:ind w:left="720" w:hanging="360"/>
@@ -582,7 +916,7 @@
     <w:lvl w:ilvl="1">
       <w:start w:val="1"/>
       <w:numFmt w:val="bullet"/>
-      <w:lvlText w:val="-"/>
+      <w:lvlText w:val="○"/>
       <w:lvlJc w:val="left"/>
       <w:pPr>
         <w:ind w:left="1440" w:hanging="360"/>
@@ -594,7 +928,7 @@
     <w:lvl w:ilvl="2">
       <w:start w:val="1"/>
       <w:numFmt w:val="bullet"/>
-      <w:lvlText w:val="-"/>
+      <w:lvlText w:val="■"/>
       <w:lvlJc w:val="left"/>
       <w:pPr>
         <w:ind w:left="2160" w:hanging="360"/>
@@ -606,7 +940,7 @@
     <w:lvl w:ilvl="3">
       <w:start w:val="1"/>
       <w:numFmt w:val="bullet"/>
-      <w:lvlText w:val="-"/>
+      <w:lvlText w:val="●"/>
       <w:lvlJc w:val="left"/>
       <w:pPr>
         <w:ind w:left="2880" w:hanging="360"/>
@@ -618,7 +952,7 @@
     <w:lvl w:ilvl="4">
       <w:start w:val="1"/>
       <w:numFmt w:val="bullet"/>
-      <w:lvlText w:val="-"/>
+      <w:lvlText w:val="○"/>
       <w:lvlJc w:val="left"/>
       <w:pPr>
         <w:ind w:left="3600" w:hanging="360"/>
@@ -630,7 +964,7 @@
     <w:lvl w:ilvl="5">
       <w:start w:val="1"/>
       <w:numFmt w:val="bullet"/>
-      <w:lvlText w:val="-"/>
+      <w:lvlText w:val="■"/>
       <w:lvlJc w:val="left"/>
       <w:pPr>
         <w:ind w:left="4320" w:hanging="360"/>
@@ -642,7 +976,7 @@
     <w:lvl w:ilvl="6">
       <w:start w:val="1"/>
       <w:numFmt w:val="bullet"/>
-      <w:lvlText w:val="-"/>
+      <w:lvlText w:val="●"/>
       <w:lvlJc w:val="left"/>
       <w:pPr>
         <w:ind w:left="5040" w:hanging="360"/>
@@ -654,7 +988,7 @@
     <w:lvl w:ilvl="7">
       <w:start w:val="1"/>
       <w:numFmt w:val="bullet"/>
-      <w:lvlText w:val="-"/>
+      <w:lvlText w:val="○"/>
       <w:lvlJc w:val="left"/>
       <w:pPr>
         <w:ind w:left="5760" w:hanging="360"/>
@@ -666,7 +1000,7 @@
     <w:lvl w:ilvl="8">
       <w:start w:val="1"/>
       <w:numFmt w:val="bullet"/>
-      <w:lvlText w:val="-"/>
+      <w:lvlText w:val="■"/>
       <w:lvlJc w:val="left"/>
       <w:pPr>
         <w:ind w:left="6480" w:hanging="360"/>
@@ -676,11 +1010,14 @@
       </w:rPr>
     </w:lvl>
   </w:abstractNum>
-  <w:abstractNum w:abstractNumId="2">
+  <w:abstractNum w:abstractNumId="1" w15:restartNumberingAfterBreak="0">
+    <w:nsid w:val="5E0C2CE6"/>
+    <w:multiLevelType w:val="multilevel"/>
+    <w:tmpl w:val="699CF6EA"/>
     <w:lvl w:ilvl="0">
       <w:start w:val="1"/>
       <w:numFmt w:val="bullet"/>
-      <w:lvlText w:val="●"/>
+      <w:lvlText w:val="-"/>
       <w:lvlJc w:val="left"/>
       <w:pPr>
         <w:ind w:left="720" w:hanging="360"/>
@@ -692,7 +1029,7 @@
     <w:lvl w:ilvl="1">
       <w:start w:val="1"/>
       <w:numFmt w:val="bullet"/>
-      <w:lvlText w:val="○"/>
+      <w:lvlText w:val="-"/>
       <w:lvlJc w:val="left"/>
       <w:pPr>
         <w:ind w:left="1440" w:hanging="360"/>
@@ -704,7 +1041,7 @@
     <w:lvl w:ilvl="2">
       <w:start w:val="1"/>
       <w:numFmt w:val="bullet"/>
-      <w:lvlText w:val="■"/>
+      <w:lvlText w:val="-"/>
       <w:lvlJc w:val="left"/>
       <w:pPr>
         <w:ind w:left="2160" w:hanging="360"/>
@@ -716,7 +1053,7 @@
     <w:lvl w:ilvl="3">
       <w:start w:val="1"/>
       <w:numFmt w:val="bullet"/>
-      <w:lvlText w:val="●"/>
+      <w:lvlText w:val="-"/>
       <w:lvlJc w:val="left"/>
       <w:pPr>
         <w:ind w:left="2880" w:hanging="360"/>
@@ -728,7 +1065,7 @@
     <w:lvl w:ilvl="4">
       <w:start w:val="1"/>
       <w:numFmt w:val="bullet"/>
-      <w:lvlText w:val="○"/>
+      <w:lvlText w:val="-"/>
       <w:lvlJc w:val="left"/>
       <w:pPr>
         <w:ind w:left="3600" w:hanging="360"/>
@@ -740,7 +1077,7 @@
     <w:lvl w:ilvl="5">
       <w:start w:val="1"/>
       <w:numFmt w:val="bullet"/>
-      <w:lvlText w:val="■"/>
+      <w:lvlText w:val="-"/>
       <w:lvlJc w:val="left"/>
       <w:pPr>
         <w:ind w:left="4320" w:hanging="360"/>
@@ -752,7 +1089,7 @@
     <w:lvl w:ilvl="6">
       <w:start w:val="1"/>
       <w:numFmt w:val="bullet"/>
-      <w:lvlText w:val="●"/>
+      <w:lvlText w:val="-"/>
       <w:lvlJc w:val="left"/>
       <w:pPr>
         <w:ind w:left="5040" w:hanging="360"/>
@@ -764,7 +1101,7 @@
     <w:lvl w:ilvl="7">
       <w:start w:val="1"/>
       <w:numFmt w:val="bullet"/>
-      <w:lvlText w:val="○"/>
+      <w:lvlText w:val="-"/>
       <w:lvlJc w:val="left"/>
       <w:pPr>
         <w:ind w:left="5760" w:hanging="360"/>
@@ -776,7 +1113,7 @@
     <w:lvl w:ilvl="8">
       <w:start w:val="1"/>
       <w:numFmt w:val="bullet"/>
-      <w:lvlText w:val="■"/>
+      <w:lvlText w:val="-"/>
       <w:lvlJc w:val="left"/>
       <w:pPr>
         <w:ind w:left="6480" w:hanging="360"/>
@@ -786,7 +1123,10 @@
       </w:rPr>
     </w:lvl>
   </w:abstractNum>
-  <w:abstractNum w:abstractNumId="3">
+  <w:abstractNum w:abstractNumId="2" w15:restartNumberingAfterBreak="0">
+    <w:nsid w:val="5E3A1818"/>
+    <w:multiLevelType w:val="multilevel"/>
+    <w:tmpl w:val="0E9E0AA2"/>
     <w:lvl w:ilvl="0">
       <w:start w:val="1"/>
       <w:numFmt w:val="bullet"/>
@@ -896,7 +1236,10 @@
       </w:rPr>
     </w:lvl>
   </w:abstractNum>
-  <w:abstractNum w:abstractNumId="4">
+  <w:abstractNum w:abstractNumId="3" w15:restartNumberingAfterBreak="0">
+    <w:nsid w:val="63376E9E"/>
+    <w:multiLevelType w:val="multilevel"/>
+    <w:tmpl w:val="094031FA"/>
     <w:lvl w:ilvl="0">
       <w:start w:val="1"/>
       <w:numFmt w:val="bullet"/>
@@ -1006,30 +1349,30 @@
       </w:rPr>
     </w:lvl>
   </w:abstractNum>
-  <w:num w:numId="1">
+  <w:num w:numId="1" w16cid:durableId="1914200041">
+    <w:abstractNumId w:val="2"/>
+  </w:num>
+  <w:num w:numId="2" w16cid:durableId="714161353">
+    <w:abstractNumId w:val="0"/>
+  </w:num>
+  <w:num w:numId="3" w16cid:durableId="40254443">
     <w:abstractNumId w:val="1"/>
   </w:num>
-  <w:num w:numId="2">
-    <w:abstractNumId w:val="2"/>
-  </w:num>
-  <w:num w:numId="3">
+  <w:num w:numId="4" w16cid:durableId="962886078">
     <w:abstractNumId w:val="3"/>
-  </w:num>
-  <w:num w:numId="4">
-    <w:abstractNumId w:val="4"/>
   </w:num>
 </w:numbering>
 </file>
 
 <file path=word/styles.xml><?xml version="1.0" encoding="utf-8"?>
-<w:styles xmlns:mc="http://schemas.openxmlformats.org/markup-compatibility/2006" xmlns:o="urn:schemas-microsoft-com:office:office" xmlns:r="http://schemas.openxmlformats.org/officeDocument/2006/relationships" xmlns:m="http://schemas.openxmlformats.org/officeDocument/2006/math" xmlns:v="urn:schemas-microsoft-com:vml" xmlns:wp="http://schemas.openxmlformats.org/drawingml/2006/wordprocessingDrawing" xmlns:w10="urn:schemas-microsoft-com:office:word" xmlns:w="http://schemas.openxmlformats.org/wordprocessingml/2006/main" xmlns:wne="http://schemas.microsoft.com/office/word/2006/wordml" xmlns:sl="http://schemas.openxmlformats.org/schemaLibrary/2006/main" xmlns:a="http://schemas.openxmlformats.org/drawingml/2006/main" xmlns:pic="http://schemas.openxmlformats.org/drawingml/2006/picture" xmlns:c="http://schemas.openxmlformats.org/drawingml/2006/chart" xmlns:lc="http://schemas.openxmlformats.org/drawingml/2006/lockedCanvas" xmlns:dgm="http://schemas.openxmlformats.org/drawingml/2006/diagram" xmlns:wps="http://schemas.microsoft.com/office/word/2010/wordprocessingShape" xmlns:wpg="http://schemas.microsoft.com/office/word/2010/wordprocessingGroup" xmlns:w14="http://schemas.microsoft.com/office/word/2010/wordml" xmlns:w15="http://schemas.microsoft.com/office/word/2012/wordml" xmlns:w16="http://schemas.microsoft.com/office/word/2018/wordml" xmlns:w16cex="http://schemas.microsoft.com/office/word/2018/wordml/cex" xmlns:w16cid="http://schemas.microsoft.com/office/word/2016/wordml/cid" xmlns="http://schemas.microsoft.com/office/tasks/2019/documenttasks" xmlns:cr="http://schemas.microsoft.com/office/comments/2020/reactions">
+<w:styles xmlns:mc="http://schemas.openxmlformats.org/markup-compatibility/2006" xmlns:r="http://schemas.openxmlformats.org/officeDocument/2006/relationships" xmlns:w="http://schemas.openxmlformats.org/wordprocessingml/2006/main" xmlns:w14="http://schemas.microsoft.com/office/word/2010/wordml" xmlns:w15="http://schemas.microsoft.com/office/word/2012/wordml" xmlns:w16cex="http://schemas.microsoft.com/office/word/2018/wordml/cex" xmlns:w16cid="http://schemas.microsoft.com/office/word/2016/wordml/cid" xmlns:w16="http://schemas.microsoft.com/office/word/2018/wordml" xmlns:w16sdtdh="http://schemas.microsoft.com/office/word/2020/wordml/sdtdatahash" xmlns:w16se="http://schemas.microsoft.com/office/word/2015/wordml/symex" mc:Ignorable="w14 w15 w16se w16cid w16 w16cex w16sdtdh">
   <w:docDefaults>
     <w:rPrDefault>
       <w:rPr>
-        <w:rFonts w:ascii="Arial" w:cs="Arial" w:eastAsia="Arial" w:hAnsi="Arial"/>
+        <w:rFonts w:ascii="Arial" w:eastAsia="Arial" w:hAnsi="Arial" w:cs="Arial"/>
         <w:sz w:val="22"/>
         <w:szCs w:val="22"/>
-        <w:lang w:val="es"/>
+        <w:lang w:val="es" w:eastAsia="es-AR" w:bidi="ar-SA"/>
       </w:rPr>
     </w:rPrDefault>
     <w:pPrDefault>
@@ -1038,79 +1381,457 @@
       </w:pPr>
     </w:pPrDefault>
   </w:docDefaults>
-  <w:style w:type="table" w:styleId="TableNormal" w:default="1">
-    <w:name w:val="TableNormal"/>
-    <w:tblPr>
-      <w:tblCellMar>
-        <w:top w:w="100.0" w:type="dxa"/>
-        <w:left w:w="100.0" w:type="dxa"/>
-        <w:bottom w:w="100.0" w:type="dxa"/>
-        <w:right w:w="100.0" w:type="dxa"/>
-      </w:tblCellMar>
-    </w:tblPr>
+  <w:latentStyles w:defLockedState="0" w:defUIPriority="99" w:defSemiHidden="0" w:defUnhideWhenUsed="0" w:defQFormat="0" w:count="376">
+    <w:lsdException w:name="Normal" w:uiPriority="0" w:qFormat="1"/>
+    <w:lsdException w:name="heading 1" w:uiPriority="9" w:qFormat="1"/>
+    <w:lsdException w:name="heading 2" w:semiHidden="1" w:uiPriority="9" w:unhideWhenUsed="1" w:qFormat="1"/>
+    <w:lsdException w:name="heading 3" w:semiHidden="1" w:uiPriority="9" w:unhideWhenUsed="1" w:qFormat="1"/>
+    <w:lsdException w:name="heading 4" w:semiHidden="1" w:uiPriority="9" w:unhideWhenUsed="1" w:qFormat="1"/>
+    <w:lsdException w:name="heading 5" w:semiHidden="1" w:uiPriority="9" w:unhideWhenUsed="1" w:qFormat="1"/>
+    <w:lsdException w:name="heading 6" w:semiHidden="1" w:uiPriority="9" w:unhideWhenUsed="1" w:qFormat="1"/>
+    <w:lsdException w:name="heading 7" w:semiHidden="1" w:uiPriority="9" w:unhideWhenUsed="1" w:qFormat="1"/>
+    <w:lsdException w:name="heading 8" w:semiHidden="1" w:uiPriority="9" w:unhideWhenUsed="1" w:qFormat="1"/>
+    <w:lsdException w:name="heading 9" w:semiHidden="1" w:uiPriority="9" w:unhideWhenUsed="1" w:qFormat="1"/>
+    <w:lsdException w:name="index 1" w:semiHidden="1" w:unhideWhenUsed="1"/>
+    <w:lsdException w:name="index 2" w:semiHidden="1" w:unhideWhenUsed="1"/>
+    <w:lsdException w:name="index 3" w:semiHidden="1" w:unhideWhenUsed="1"/>
+    <w:lsdException w:name="index 4" w:semiHidden="1" w:unhideWhenUsed="1"/>
+    <w:lsdException w:name="index 5" w:semiHidden="1" w:unhideWhenUsed="1"/>
+    <w:lsdException w:name="index 6" w:semiHidden="1" w:unhideWhenUsed="1"/>
+    <w:lsdException w:name="index 7" w:semiHidden="1" w:unhideWhenUsed="1"/>
+    <w:lsdException w:name="index 8" w:semiHidden="1" w:unhideWhenUsed="1"/>
+    <w:lsdException w:name="index 9" w:semiHidden="1" w:unhideWhenUsed="1"/>
+    <w:lsdException w:name="toc 1" w:semiHidden="1" w:uiPriority="39" w:unhideWhenUsed="1"/>
+    <w:lsdException w:name="toc 2" w:semiHidden="1" w:uiPriority="39" w:unhideWhenUsed="1"/>
+    <w:lsdException w:name="toc 3" w:semiHidden="1" w:uiPriority="39" w:unhideWhenUsed="1"/>
+    <w:lsdException w:name="toc 4" w:semiHidden="1" w:uiPriority="39" w:unhideWhenUsed="1"/>
+    <w:lsdException w:name="toc 5" w:semiHidden="1" w:uiPriority="39" w:unhideWhenUsed="1"/>
+    <w:lsdException w:name="toc 6" w:semiHidden="1" w:uiPriority="39" w:unhideWhenUsed="1"/>
+    <w:lsdException w:name="toc 7" w:semiHidden="1" w:uiPriority="39" w:unhideWhenUsed="1"/>
+    <w:lsdException w:name="toc 8" w:semiHidden="1" w:uiPriority="39" w:unhideWhenUsed="1"/>
+    <w:lsdException w:name="toc 9" w:semiHidden="1" w:uiPriority="39" w:unhideWhenUsed="1"/>
+    <w:lsdException w:name="Normal Indent" w:semiHidden="1" w:unhideWhenUsed="1"/>
+    <w:lsdException w:name="footnote text" w:semiHidden="1" w:unhideWhenUsed="1"/>
+    <w:lsdException w:name="annotation text" w:semiHidden="1" w:unhideWhenUsed="1"/>
+    <w:lsdException w:name="header" w:semiHidden="1" w:unhideWhenUsed="1"/>
+    <w:lsdException w:name="footer" w:semiHidden="1" w:unhideWhenUsed="1"/>
+    <w:lsdException w:name="index heading" w:semiHidden="1" w:unhideWhenUsed="1"/>
+    <w:lsdException w:name="caption" w:semiHidden="1" w:uiPriority="35" w:unhideWhenUsed="1" w:qFormat="1"/>
+    <w:lsdException w:name="table of figures" w:semiHidden="1" w:unhideWhenUsed="1"/>
+    <w:lsdException w:name="envelope address" w:semiHidden="1" w:unhideWhenUsed="1"/>
+    <w:lsdException w:name="envelope return" w:semiHidden="1" w:unhideWhenUsed="1"/>
+    <w:lsdException w:name="footnote reference" w:semiHidden="1" w:unhideWhenUsed="1"/>
+    <w:lsdException w:name="annotation reference" w:semiHidden="1" w:unhideWhenUsed="1"/>
+    <w:lsdException w:name="line number" w:semiHidden="1" w:unhideWhenUsed="1"/>
+    <w:lsdException w:name="page number" w:semiHidden="1" w:unhideWhenUsed="1"/>
+    <w:lsdException w:name="endnote reference" w:semiHidden="1" w:unhideWhenUsed="1"/>
+    <w:lsdException w:name="endnote text" w:semiHidden="1" w:unhideWhenUsed="1"/>
+    <w:lsdException w:name="table of authorities" w:semiHidden="1" w:unhideWhenUsed="1"/>
+    <w:lsdException w:name="macro" w:semiHidden="1" w:unhideWhenUsed="1"/>
+    <w:lsdException w:name="toa heading" w:semiHidden="1" w:unhideWhenUsed="1"/>
+    <w:lsdException w:name="List" w:semiHidden="1" w:unhideWhenUsed="1"/>
+    <w:lsdException w:name="List Bullet" w:semiHidden="1" w:unhideWhenUsed="1"/>
+    <w:lsdException w:name="List Number" w:semiHidden="1" w:unhideWhenUsed="1"/>
+    <w:lsdException w:name="List 2" w:semiHidden="1" w:unhideWhenUsed="1"/>
+    <w:lsdException w:name="List 3" w:semiHidden="1" w:unhideWhenUsed="1"/>
+    <w:lsdException w:name="List 4" w:semiHidden="1" w:unhideWhenUsed="1"/>
+    <w:lsdException w:name="List 5" w:semiHidden="1" w:unhideWhenUsed="1"/>
+    <w:lsdException w:name="List Bullet 2" w:semiHidden="1" w:unhideWhenUsed="1"/>
+    <w:lsdException w:name="List Bullet 3" w:semiHidden="1" w:unhideWhenUsed="1"/>
+    <w:lsdException w:name="List Bullet 4" w:semiHidden="1" w:unhideWhenUsed="1"/>
+    <w:lsdException w:name="List Bullet 5" w:semiHidden="1" w:unhideWhenUsed="1"/>
+    <w:lsdException w:name="List Number 2" w:semiHidden="1" w:unhideWhenUsed="1"/>
+    <w:lsdException w:name="List Number 3" w:semiHidden="1" w:unhideWhenUsed="1"/>
+    <w:lsdException w:name="List Number 4" w:semiHidden="1" w:unhideWhenUsed="1"/>
+    <w:lsdException w:name="List Number 5" w:semiHidden="1" w:unhideWhenUsed="1"/>
+    <w:lsdException w:name="Title" w:uiPriority="10" w:qFormat="1"/>
+    <w:lsdException w:name="Closing" w:semiHidden="1" w:unhideWhenUsed="1"/>
+    <w:lsdException w:name="Signature" w:semiHidden="1" w:unhideWhenUsed="1"/>
+    <w:lsdException w:name="Default Paragraph Font" w:semiHidden="1" w:uiPriority="1" w:unhideWhenUsed="1"/>
+    <w:lsdException w:name="Body Text" w:semiHidden="1" w:unhideWhenUsed="1"/>
+    <w:lsdException w:name="Body Text Indent" w:semiHidden="1" w:unhideWhenUsed="1"/>
+    <w:lsdException w:name="List Continue" w:semiHidden="1" w:unhideWhenUsed="1"/>
+    <w:lsdException w:name="List Continue 2" w:semiHidden="1" w:unhideWhenUsed="1"/>
+    <w:lsdException w:name="List Continue 3" w:semiHidden="1" w:unhideWhenUsed="1"/>
+    <w:lsdException w:name="List Continue 4" w:semiHidden="1" w:unhideWhenUsed="1"/>
+    <w:lsdException w:name="List Continue 5" w:semiHidden="1" w:unhideWhenUsed="1"/>
+    <w:lsdException w:name="Message Header" w:semiHidden="1" w:unhideWhenUsed="1"/>
+    <w:lsdException w:name="Subtitle" w:uiPriority="11" w:qFormat="1"/>
+    <w:lsdException w:name="Salutation" w:semiHidden="1" w:unhideWhenUsed="1"/>
+    <w:lsdException w:name="Date" w:semiHidden="1" w:unhideWhenUsed="1"/>
+    <w:lsdException w:name="Body Text First Indent" w:semiHidden="1" w:unhideWhenUsed="1"/>
+    <w:lsdException w:name="Body Text First Indent 2" w:semiHidden="1" w:unhideWhenUsed="1"/>
+    <w:lsdException w:name="Note Heading" w:semiHidden="1" w:unhideWhenUsed="1"/>
+    <w:lsdException w:name="Body Text 2" w:semiHidden="1" w:unhideWhenUsed="1"/>
+    <w:lsdException w:name="Body Text 3" w:semiHidden="1" w:unhideWhenUsed="1"/>
+    <w:lsdException w:name="Body Text Indent 2" w:semiHidden="1" w:unhideWhenUsed="1"/>
+    <w:lsdException w:name="Body Text Indent 3" w:semiHidden="1" w:unhideWhenUsed="1"/>
+    <w:lsdException w:name="Block Text" w:semiHidden="1" w:unhideWhenUsed="1"/>
+    <w:lsdException w:name="Hyperlink" w:semiHidden="1" w:unhideWhenUsed="1"/>
+    <w:lsdException w:name="FollowedHyperlink" w:semiHidden="1" w:unhideWhenUsed="1"/>
+    <w:lsdException w:name="Strong" w:uiPriority="22" w:qFormat="1"/>
+    <w:lsdException w:name="Emphasis" w:uiPriority="20" w:qFormat="1"/>
+    <w:lsdException w:name="Document Map" w:semiHidden="1" w:unhideWhenUsed="1"/>
+    <w:lsdException w:name="Plain Text" w:semiHidden="1" w:unhideWhenUsed="1"/>
+    <w:lsdException w:name="E-mail Signature" w:semiHidden="1" w:unhideWhenUsed="1"/>
+    <w:lsdException w:name="HTML Top of Form" w:semiHidden="1" w:unhideWhenUsed="1"/>
+    <w:lsdException w:name="HTML Bottom of Form" w:semiHidden="1" w:unhideWhenUsed="1"/>
+    <w:lsdException w:name="Normal (Web)" w:semiHidden="1" w:unhideWhenUsed="1"/>
+    <w:lsdException w:name="HTML Acronym" w:semiHidden="1" w:unhideWhenUsed="1"/>
+    <w:lsdException w:name="HTML Address" w:semiHidden="1" w:unhideWhenUsed="1"/>
+    <w:lsdException w:name="HTML Cite" w:semiHidden="1" w:unhideWhenUsed="1"/>
+    <w:lsdException w:name="HTML Code" w:semiHidden="1" w:unhideWhenUsed="1"/>
+    <w:lsdException w:name="HTML Definition" w:semiHidden="1" w:unhideWhenUsed="1"/>
+    <w:lsdException w:name="HTML Keyboard" w:semiHidden="1" w:unhideWhenUsed="1"/>
+    <w:lsdException w:name="HTML Preformatted" w:semiHidden="1" w:unhideWhenUsed="1"/>
+    <w:lsdException w:name="HTML Sample" w:semiHidden="1" w:unhideWhenUsed="1"/>
+    <w:lsdException w:name="HTML Typewriter" w:semiHidden="1" w:unhideWhenUsed="1"/>
+    <w:lsdException w:name="HTML Variable" w:semiHidden="1" w:unhideWhenUsed="1"/>
+    <w:lsdException w:name="Normal Table" w:semiHidden="1" w:unhideWhenUsed="1"/>
+    <w:lsdException w:name="annotation subject" w:semiHidden="1" w:unhideWhenUsed="1"/>
+    <w:lsdException w:name="No List" w:semiHidden="1" w:unhideWhenUsed="1"/>
+    <w:lsdException w:name="Outline List 1" w:semiHidden="1" w:unhideWhenUsed="1"/>
+    <w:lsdException w:name="Outline List 2" w:semiHidden="1" w:unhideWhenUsed="1"/>
+    <w:lsdException w:name="Outline List 3" w:semiHidden="1" w:unhideWhenUsed="1"/>
+    <w:lsdException w:name="Table Simple 1" w:semiHidden="1" w:unhideWhenUsed="1"/>
+    <w:lsdException w:name="Table Simple 2" w:semiHidden="1" w:unhideWhenUsed="1"/>
+    <w:lsdException w:name="Table Simple 3" w:semiHidden="1" w:unhideWhenUsed="1"/>
+    <w:lsdException w:name="Table Classic 1" w:semiHidden="1" w:unhideWhenUsed="1"/>
+    <w:lsdException w:name="Table Classic 2" w:semiHidden="1" w:unhideWhenUsed="1"/>
+    <w:lsdException w:name="Table Classic 3" w:semiHidden="1" w:unhideWhenUsed="1"/>
+    <w:lsdException w:name="Table Classic 4" w:semiHidden="1" w:unhideWhenUsed="1"/>
+    <w:lsdException w:name="Table Colorful 1" w:semiHidden="1" w:unhideWhenUsed="1"/>
+    <w:lsdException w:name="Table Colorful 2" w:semiHidden="1" w:unhideWhenUsed="1"/>
+    <w:lsdException w:name="Table Colorful 3" w:semiHidden="1" w:unhideWhenUsed="1"/>
+    <w:lsdException w:name="Table Columns 1" w:semiHidden="1" w:unhideWhenUsed="1"/>
+    <w:lsdException w:name="Table Columns 2" w:semiHidden="1" w:unhideWhenUsed="1"/>
+    <w:lsdException w:name="Table Columns 3" w:semiHidden="1" w:unhideWhenUsed="1"/>
+    <w:lsdException w:name="Table Columns 4" w:semiHidden="1" w:unhideWhenUsed="1"/>
+    <w:lsdException w:name="Table Columns 5" w:semiHidden="1" w:unhideWhenUsed="1"/>
+    <w:lsdException w:name="Table Grid 1" w:semiHidden="1" w:unhideWhenUsed="1"/>
+    <w:lsdException w:name="Table Grid 2" w:semiHidden="1" w:unhideWhenUsed="1"/>
+    <w:lsdException w:name="Table Grid 3" w:semiHidden="1" w:unhideWhenUsed="1"/>
+    <w:lsdException w:name="Table Grid 4" w:semiHidden="1" w:unhideWhenUsed="1"/>
+    <w:lsdException w:name="Table Grid 5" w:semiHidden="1" w:unhideWhenUsed="1"/>
+    <w:lsdException w:name="Table Grid 6" w:semiHidden="1" w:unhideWhenUsed="1"/>
+    <w:lsdException w:name="Table Grid 7" w:semiHidden="1" w:unhideWhenUsed="1"/>
+    <w:lsdException w:name="Table Grid 8" w:semiHidden="1" w:unhideWhenUsed="1"/>
+    <w:lsdException w:name="Table List 1" w:semiHidden="1" w:unhideWhenUsed="1"/>
+    <w:lsdException w:name="Table List 2" w:semiHidden="1" w:unhideWhenUsed="1"/>
+    <w:lsdException w:name="Table List 3" w:semiHidden="1" w:unhideWhenUsed="1"/>
+    <w:lsdException w:name="Table List 4" w:semiHidden="1" w:unhideWhenUsed="1"/>
+    <w:lsdException w:name="Table List 5" w:semiHidden="1" w:unhideWhenUsed="1"/>
+    <w:lsdException w:name="Table List 6" w:semiHidden="1" w:unhideWhenUsed="1"/>
+    <w:lsdException w:name="Table List 7" w:semiHidden="1" w:unhideWhenUsed="1"/>
+    <w:lsdException w:name="Table List 8" w:semiHidden="1" w:unhideWhenUsed="1"/>
+    <w:lsdException w:name="Table 3D effects 1" w:semiHidden="1" w:unhideWhenUsed="1"/>
+    <w:lsdException w:name="Table 3D effects 2" w:semiHidden="1" w:unhideWhenUsed="1"/>
+    <w:lsdException w:name="Table 3D effects 3" w:semiHidden="1" w:unhideWhenUsed="1"/>
+    <w:lsdException w:name="Table Contemporary" w:semiHidden="1" w:unhideWhenUsed="1"/>
+    <w:lsdException w:name="Table Elegant" w:semiHidden="1" w:unhideWhenUsed="1"/>
+    <w:lsdException w:name="Table Professional" w:semiHidden="1" w:unhideWhenUsed="1"/>
+    <w:lsdException w:name="Table Subtle 1" w:semiHidden="1" w:unhideWhenUsed="1"/>
+    <w:lsdException w:name="Table Subtle 2" w:semiHidden="1" w:unhideWhenUsed="1"/>
+    <w:lsdException w:name="Table Web 1" w:semiHidden="1" w:unhideWhenUsed="1"/>
+    <w:lsdException w:name="Table Web 2" w:semiHidden="1" w:unhideWhenUsed="1"/>
+    <w:lsdException w:name="Table Web 3" w:semiHidden="1" w:unhideWhenUsed="1"/>
+    <w:lsdException w:name="Balloon Text" w:semiHidden="1" w:unhideWhenUsed="1"/>
+    <w:lsdException w:name="Table Grid" w:uiPriority="39"/>
+    <w:lsdException w:name="Table Theme" w:semiHidden="1" w:unhideWhenUsed="1"/>
+    <w:lsdException w:name="Placeholder Text" w:semiHidden="1"/>
+    <w:lsdException w:name="No Spacing" w:uiPriority="1" w:qFormat="1"/>
+    <w:lsdException w:name="Light Shading" w:uiPriority="60"/>
+    <w:lsdException w:name="Light List" w:uiPriority="61"/>
+    <w:lsdException w:name="Light Grid" w:uiPriority="62"/>
+    <w:lsdException w:name="Medium Shading 1" w:uiPriority="63"/>
+    <w:lsdException w:name="Medium Shading 2" w:uiPriority="64"/>
+    <w:lsdException w:name="Medium List 1" w:uiPriority="65"/>
+    <w:lsdException w:name="Medium List 2" w:uiPriority="66"/>
+    <w:lsdException w:name="Medium Grid 1" w:uiPriority="67"/>
+    <w:lsdException w:name="Medium Grid 2" w:uiPriority="68"/>
+    <w:lsdException w:name="Medium Grid 3" w:uiPriority="69"/>
+    <w:lsdException w:name="Dark List" w:uiPriority="70"/>
+    <w:lsdException w:name="Colorful Shading" w:uiPriority="71"/>
+    <w:lsdException w:name="Colorful List" w:uiPriority="72"/>
+    <w:lsdException w:name="Colorful Grid" w:uiPriority="73"/>
+    <w:lsdException w:name="Light Shading Accent 1" w:uiPriority="60"/>
+    <w:lsdException w:name="Light List Accent 1" w:uiPriority="61"/>
+    <w:lsdException w:name="Light Grid Accent 1" w:uiPriority="62"/>
+    <w:lsdException w:name="Medium Shading 1 Accent 1" w:uiPriority="63"/>
+    <w:lsdException w:name="Medium Shading 2 Accent 1" w:uiPriority="64"/>
+    <w:lsdException w:name="Medium List 1 Accent 1" w:uiPriority="65"/>
+    <w:lsdException w:name="Revision" w:semiHidden="1"/>
+    <w:lsdException w:name="List Paragraph" w:uiPriority="34" w:qFormat="1"/>
+    <w:lsdException w:name="Quote" w:uiPriority="29" w:qFormat="1"/>
+    <w:lsdException w:name="Intense Quote" w:uiPriority="30" w:qFormat="1"/>
+    <w:lsdException w:name="Medium List 2 Accent 1" w:uiPriority="66"/>
+    <w:lsdException w:name="Medium Grid 1 Accent 1" w:uiPriority="67"/>
+    <w:lsdException w:name="Medium Grid 2 Accent 1" w:uiPriority="68"/>
+    <w:lsdException w:name="Medium Grid 3 Accent 1" w:uiPriority="69"/>
+    <w:lsdException w:name="Dark List Accent 1" w:uiPriority="70"/>
+    <w:lsdException w:name="Colorful Shading Accent 1" w:uiPriority="71"/>
+    <w:lsdException w:name="Colorful List Accent 1" w:uiPriority="72"/>
+    <w:lsdException w:name="Colorful Grid Accent 1" w:uiPriority="73"/>
+    <w:lsdException w:name="Light Shading Accent 2" w:uiPriority="60"/>
+    <w:lsdException w:name="Light List Accent 2" w:uiPriority="61"/>
+    <w:lsdException w:name="Light Grid Accent 2" w:uiPriority="62"/>
+    <w:lsdException w:name="Medium Shading 1 Accent 2" w:uiPriority="63"/>
+    <w:lsdException w:name="Medium Shading 2 Accent 2" w:uiPriority="64"/>
+    <w:lsdException w:name="Medium List 1 Accent 2" w:uiPriority="65"/>
+    <w:lsdException w:name="Medium List 2 Accent 2" w:uiPriority="66"/>
+    <w:lsdException w:name="Medium Grid 1 Accent 2" w:uiPriority="67"/>
+    <w:lsdException w:name="Medium Grid 2 Accent 2" w:uiPriority="68"/>
+    <w:lsdException w:name="Medium Grid 3 Accent 2" w:uiPriority="69"/>
+    <w:lsdException w:name="Dark List Accent 2" w:uiPriority="70"/>
+    <w:lsdException w:name="Colorful Shading Accent 2" w:uiPriority="71"/>
+    <w:lsdException w:name="Colorful List Accent 2" w:uiPriority="72"/>
+    <w:lsdException w:name="Colorful Grid Accent 2" w:uiPriority="73"/>
+    <w:lsdException w:name="Light Shading Accent 3" w:uiPriority="60"/>
+    <w:lsdException w:name="Light List Accent 3" w:uiPriority="61"/>
+    <w:lsdException w:name="Light Grid Accent 3" w:uiPriority="62"/>
+    <w:lsdException w:name="Medium Shading 1 Accent 3" w:uiPriority="63"/>
+    <w:lsdException w:name="Medium Shading 2 Accent 3" w:uiPriority="64"/>
+    <w:lsdException w:name="Medium List 1 Accent 3" w:uiPriority="65"/>
+    <w:lsdException w:name="Medium List 2 Accent 3" w:uiPriority="66"/>
+    <w:lsdException w:name="Medium Grid 1 Accent 3" w:uiPriority="67"/>
+    <w:lsdException w:name="Medium Grid 2 Accent 3" w:uiPriority="68"/>
+    <w:lsdException w:name="Medium Grid 3 Accent 3" w:uiPriority="69"/>
+    <w:lsdException w:name="Dark List Accent 3" w:uiPriority="70"/>
+    <w:lsdException w:name="Colorful Shading Accent 3" w:uiPriority="71"/>
+    <w:lsdException w:name="Colorful List Accent 3" w:uiPriority="72"/>
+    <w:lsdException w:name="Colorful Grid Accent 3" w:uiPriority="73"/>
+    <w:lsdException w:name="Light Shading Accent 4" w:uiPriority="60"/>
+    <w:lsdException w:name="Light List Accent 4" w:uiPriority="61"/>
+    <w:lsdException w:name="Light Grid Accent 4" w:uiPriority="62"/>
+    <w:lsdException w:name="Medium Shading 1 Accent 4" w:uiPriority="63"/>
+    <w:lsdException w:name="Medium Shading 2 Accent 4" w:uiPriority="64"/>
+    <w:lsdException w:name="Medium List 1 Accent 4" w:uiPriority="65"/>
+    <w:lsdException w:name="Medium List 2 Accent 4" w:uiPriority="66"/>
+    <w:lsdException w:name="Medium Grid 1 Accent 4" w:uiPriority="67"/>
+    <w:lsdException w:name="Medium Grid 2 Accent 4" w:uiPriority="68"/>
+    <w:lsdException w:name="Medium Grid 3 Accent 4" w:uiPriority="69"/>
+    <w:lsdException w:name="Dark List Accent 4" w:uiPriority="70"/>
+    <w:lsdException w:name="Colorful Shading Accent 4" w:uiPriority="71"/>
+    <w:lsdException w:name="Colorful List Accent 4" w:uiPriority="72"/>
+    <w:lsdException w:name="Colorful Grid Accent 4" w:uiPriority="73"/>
+    <w:lsdException w:name="Light Shading Accent 5" w:uiPriority="60"/>
+    <w:lsdException w:name="Light List Accent 5" w:uiPriority="61"/>
+    <w:lsdException w:name="Light Grid Accent 5" w:uiPriority="62"/>
+    <w:lsdException w:name="Medium Shading 1 Accent 5" w:uiPriority="63"/>
+    <w:lsdException w:name="Medium Shading 2 Accent 5" w:uiPriority="64"/>
+    <w:lsdException w:name="Medium List 1 Accent 5" w:uiPriority="65"/>
+    <w:lsdException w:name="Medium List 2 Accent 5" w:uiPriority="66"/>
+    <w:lsdException w:name="Medium Grid 1 Accent 5" w:uiPriority="67"/>
+    <w:lsdException w:name="Medium Grid 2 Accent 5" w:uiPriority="68"/>
+    <w:lsdException w:name="Medium Grid 3 Accent 5" w:uiPriority="69"/>
+    <w:lsdException w:name="Dark List Accent 5" w:uiPriority="70"/>
+    <w:lsdException w:name="Colorful Shading Accent 5" w:uiPriority="71"/>
+    <w:lsdException w:name="Colorful List Accent 5" w:uiPriority="72"/>
+    <w:lsdException w:name="Colorful Grid Accent 5" w:uiPriority="73"/>
+    <w:lsdException w:name="Light Shading Accent 6" w:uiPriority="60"/>
+    <w:lsdException w:name="Light List Accent 6" w:uiPriority="61"/>
+    <w:lsdException w:name="Light Grid Accent 6" w:uiPriority="62"/>
+    <w:lsdException w:name="Medium Shading 1 Accent 6" w:uiPriority="63"/>
+    <w:lsdException w:name="Medium Shading 2 Accent 6" w:uiPriority="64"/>
+    <w:lsdException w:name="Medium List 1 Accent 6" w:uiPriority="65"/>
+    <w:lsdException w:name="Medium List 2 Accent 6" w:uiPriority="66"/>
+    <w:lsdException w:name="Medium Grid 1 Accent 6" w:uiPriority="67"/>
+    <w:lsdException w:name="Medium Grid 2 Accent 6" w:uiPriority="68"/>
+    <w:lsdException w:name="Medium Grid 3 Accent 6" w:uiPriority="69"/>
+    <w:lsdException w:name="Dark List Accent 6" w:uiPriority="70"/>
+    <w:lsdException w:name="Colorful Shading Accent 6" w:uiPriority="71"/>
+    <w:lsdException w:name="Colorful List Accent 6" w:uiPriority="72"/>
+    <w:lsdException w:name="Colorful Grid Accent 6" w:uiPriority="73"/>
+    <w:lsdException w:name="Subtle Emphasis" w:uiPriority="19" w:qFormat="1"/>
+    <w:lsdException w:name="Intense Emphasis" w:uiPriority="21" w:qFormat="1"/>
+    <w:lsdException w:name="Subtle Reference" w:uiPriority="31" w:qFormat="1"/>
+    <w:lsdException w:name="Intense Reference" w:uiPriority="32" w:qFormat="1"/>
+    <w:lsdException w:name="Book Title" w:uiPriority="33" w:qFormat="1"/>
+    <w:lsdException w:name="Bibliography" w:semiHidden="1" w:uiPriority="37" w:unhideWhenUsed="1"/>
+    <w:lsdException w:name="TOC Heading" w:semiHidden="1" w:uiPriority="39" w:unhideWhenUsed="1" w:qFormat="1"/>
+    <w:lsdException w:name="Plain Table 1" w:uiPriority="41"/>
+    <w:lsdException w:name="Plain Table 2" w:uiPriority="42"/>
+    <w:lsdException w:name="Plain Table 3" w:uiPriority="43"/>
+    <w:lsdException w:name="Plain Table 4" w:uiPriority="44"/>
+    <w:lsdException w:name="Plain Table 5" w:uiPriority="45"/>
+    <w:lsdException w:name="Grid Table Light" w:uiPriority="40"/>
+    <w:lsdException w:name="Grid Table 1 Light" w:uiPriority="46"/>
+    <w:lsdException w:name="Grid Table 2" w:uiPriority="47"/>
+    <w:lsdException w:name="Grid Table 3" w:uiPriority="48"/>
+    <w:lsdException w:name="Grid Table 4" w:uiPriority="49"/>
+    <w:lsdException w:name="Grid Table 5 Dark" w:uiPriority="50"/>
+    <w:lsdException w:name="Grid Table 6 Colorful" w:uiPriority="51"/>
+    <w:lsdException w:name="Grid Table 7 Colorful" w:uiPriority="52"/>
+    <w:lsdException w:name="Grid Table 1 Light Accent 1" w:uiPriority="46"/>
+    <w:lsdException w:name="Grid Table 2 Accent 1" w:uiPriority="47"/>
+    <w:lsdException w:name="Grid Table 3 Accent 1" w:uiPriority="48"/>
+    <w:lsdException w:name="Grid Table 4 Accent 1" w:uiPriority="49"/>
+    <w:lsdException w:name="Grid Table 5 Dark Accent 1" w:uiPriority="50"/>
+    <w:lsdException w:name="Grid Table 6 Colorful Accent 1" w:uiPriority="51"/>
+    <w:lsdException w:name="Grid Table 7 Colorful Accent 1" w:uiPriority="52"/>
+    <w:lsdException w:name="Grid Table 1 Light Accent 2" w:uiPriority="46"/>
+    <w:lsdException w:name="Grid Table 2 Accent 2" w:uiPriority="47"/>
+    <w:lsdException w:name="Grid Table 3 Accent 2" w:uiPriority="48"/>
+    <w:lsdException w:name="Grid Table 4 Accent 2" w:uiPriority="49"/>
+    <w:lsdException w:name="Grid Table 5 Dark Accent 2" w:uiPriority="50"/>
+    <w:lsdException w:name="Grid Table 6 Colorful Accent 2" w:uiPriority="51"/>
+    <w:lsdException w:name="Grid Table 7 Colorful Accent 2" w:uiPriority="52"/>
+    <w:lsdException w:name="Grid Table 1 Light Accent 3" w:uiPriority="46"/>
+    <w:lsdException w:name="Grid Table 2 Accent 3" w:uiPriority="47"/>
+    <w:lsdException w:name="Grid Table 3 Accent 3" w:uiPriority="48"/>
+    <w:lsdException w:name="Grid Table 4 Accent 3" w:uiPriority="49"/>
+    <w:lsdException w:name="Grid Table 5 Dark Accent 3" w:uiPriority="50"/>
+    <w:lsdException w:name="Grid Table 6 Colorful Accent 3" w:uiPriority="51"/>
+    <w:lsdException w:name="Grid Table 7 Colorful Accent 3" w:uiPriority="52"/>
+    <w:lsdException w:name="Grid Table 1 Light Accent 4" w:uiPriority="46"/>
+    <w:lsdException w:name="Grid Table 2 Accent 4" w:uiPriority="47"/>
+    <w:lsdException w:name="Grid Table 3 Accent 4" w:uiPriority="48"/>
+    <w:lsdException w:name="Grid Table 4 Accent 4" w:uiPriority="49"/>
+    <w:lsdException w:name="Grid Table 5 Dark Accent 4" w:uiPriority="50"/>
+    <w:lsdException w:name="Grid Table 6 Colorful Accent 4" w:uiPriority="51"/>
+    <w:lsdException w:name="Grid Table 7 Colorful Accent 4" w:uiPriority="52"/>
+    <w:lsdException w:name="Grid Table 1 Light Accent 5" w:uiPriority="46"/>
+    <w:lsdException w:name="Grid Table 2 Accent 5" w:uiPriority="47"/>
+    <w:lsdException w:name="Grid Table 3 Accent 5" w:uiPriority="48"/>
+    <w:lsdException w:name="Grid Table 4 Accent 5" w:uiPriority="49"/>
+    <w:lsdException w:name="Grid Table 5 Dark Accent 5" w:uiPriority="50"/>
+    <w:lsdException w:name="Grid Table 6 Colorful Accent 5" w:uiPriority="51"/>
+    <w:lsdException w:name="Grid Table 7 Colorful Accent 5" w:uiPriority="52"/>
+    <w:lsdException w:name="Grid Table 1 Light Accent 6" w:uiPriority="46"/>
+    <w:lsdException w:name="Grid Table 2 Accent 6" w:uiPriority="47"/>
+    <w:lsdException w:name="Grid Table 3 Accent 6" w:uiPriority="48"/>
+    <w:lsdException w:name="Grid Table 4 Accent 6" w:uiPriority="49"/>
+    <w:lsdException w:name="Grid Table 5 Dark Accent 6" w:uiPriority="50"/>
+    <w:lsdException w:name="Grid Table 6 Colorful Accent 6" w:uiPriority="51"/>
+    <w:lsdException w:name="Grid Table 7 Colorful Accent 6" w:uiPriority="52"/>
+    <w:lsdException w:name="List Table 1 Light" w:uiPriority="46"/>
+    <w:lsdException w:name="List Table 2" w:uiPriority="47"/>
+    <w:lsdException w:name="List Table 3" w:uiPriority="48"/>
+    <w:lsdException w:name="List Table 4" w:uiPriority="49"/>
+    <w:lsdException w:name="List Table 5 Dark" w:uiPriority="50"/>
+    <w:lsdException w:name="List Table 6 Colorful" w:uiPriority="51"/>
+    <w:lsdException w:name="List Table 7 Colorful" w:uiPriority="52"/>
+    <w:lsdException w:name="List Table 1 Light Accent 1" w:uiPriority="46"/>
+    <w:lsdException w:name="List Table 2 Accent 1" w:uiPriority="47"/>
+    <w:lsdException w:name="List Table 3 Accent 1" w:uiPriority="48"/>
+    <w:lsdException w:name="List Table 4 Accent 1" w:uiPriority="49"/>
+    <w:lsdException w:name="List Table 5 Dark Accent 1" w:uiPriority="50"/>
+    <w:lsdException w:name="List Table 6 Colorful Accent 1" w:uiPriority="51"/>
+    <w:lsdException w:name="List Table 7 Colorful Accent 1" w:uiPriority="52"/>
+    <w:lsdException w:name="List Table 1 Light Accent 2" w:uiPriority="46"/>
+    <w:lsdException w:name="List Table 2 Accent 2" w:uiPriority="47"/>
+    <w:lsdException w:name="List Table 3 Accent 2" w:uiPriority="48"/>
+    <w:lsdException w:name="List Table 4 Accent 2" w:uiPriority="49"/>
+    <w:lsdException w:name="List Table 5 Dark Accent 2" w:uiPriority="50"/>
+    <w:lsdException w:name="List Table 6 Colorful Accent 2" w:uiPriority="51"/>
+    <w:lsdException w:name="List Table 7 Colorful Accent 2" w:uiPriority="52"/>
+    <w:lsdException w:name="List Table 1 Light Accent 3" w:uiPriority="46"/>
+    <w:lsdException w:name="List Table 2 Accent 3" w:uiPriority="47"/>
+    <w:lsdException w:name="List Table 3 Accent 3" w:uiPriority="48"/>
+    <w:lsdException w:name="List Table 4 Accent 3" w:uiPriority="49"/>
+    <w:lsdException w:name="List Table 5 Dark Accent 3" w:uiPriority="50"/>
+    <w:lsdException w:name="List Table 6 Colorful Accent 3" w:uiPriority="51"/>
+    <w:lsdException w:name="List Table 7 Colorful Accent 3" w:uiPriority="52"/>
+    <w:lsdException w:name="List Table 1 Light Accent 4" w:uiPriority="46"/>
+    <w:lsdException w:name="List Table 2 Accent 4" w:uiPriority="47"/>
+    <w:lsdException w:name="List Table 3 Accent 4" w:uiPriority="48"/>
+    <w:lsdException w:name="List Table 4 Accent 4" w:uiPriority="49"/>
+    <w:lsdException w:name="List Table 5 Dark Accent 4" w:uiPriority="50"/>
+    <w:lsdException w:name="List Table 6 Colorful Accent 4" w:uiPriority="51"/>
+    <w:lsdException w:name="List Table 7 Colorful Accent 4" w:uiPriority="52"/>
+    <w:lsdException w:name="List Table 1 Light Accent 5" w:uiPriority="46"/>
+    <w:lsdException w:name="List Table 2 Accent 5" w:uiPriority="47"/>
+    <w:lsdException w:name="List Table 3 Accent 5" w:uiPriority="48"/>
+    <w:lsdException w:name="List Table 4 Accent 5" w:uiPriority="49"/>
+    <w:lsdException w:name="List Table 5 Dark Accent 5" w:uiPriority="50"/>
+    <w:lsdException w:name="List Table 6 Colorful Accent 5" w:uiPriority="51"/>
+    <w:lsdException w:name="List Table 7 Colorful Accent 5" w:uiPriority="52"/>
+    <w:lsdException w:name="List Table 1 Light Accent 6" w:uiPriority="46"/>
+    <w:lsdException w:name="List Table 2 Accent 6" w:uiPriority="47"/>
+    <w:lsdException w:name="List Table 3 Accent 6" w:uiPriority="48"/>
+    <w:lsdException w:name="List Table 4 Accent 6" w:uiPriority="49"/>
+    <w:lsdException w:name="List Table 5 Dark Accent 6" w:uiPriority="50"/>
+    <w:lsdException w:name="List Table 6 Colorful Accent 6" w:uiPriority="51"/>
+    <w:lsdException w:name="List Table 7 Colorful Accent 6" w:uiPriority="52"/>
+    <w:lsdException w:name="Mention" w:semiHidden="1" w:unhideWhenUsed="1"/>
+    <w:lsdException w:name="Smart Hyperlink" w:semiHidden="1" w:unhideWhenUsed="1"/>
+    <w:lsdException w:name="Hashtag" w:semiHidden="1" w:unhideWhenUsed="1"/>
+    <w:lsdException w:name="Unresolved Mention" w:semiHidden="1" w:unhideWhenUsed="1"/>
+    <w:lsdException w:name="Smart Link" w:semiHidden="1" w:unhideWhenUsed="1"/>
+  </w:latentStyles>
+  <w:style w:type="paragraph" w:default="1" w:styleId="Normal">
+    <w:name w:val="Normal"/>
+    <w:qFormat/>
   </w:style>
-  <w:style w:type="paragraph" w:styleId="Normal" w:default="1">
-    <w:name w:val="normal"/>
-  </w:style>
-  <w:style w:type="paragraph" w:styleId="Heading1">
+  <w:style w:type="paragraph" w:styleId="Ttulo1">
     <w:name w:val="heading 1"/>
     <w:basedOn w:val="Normal"/>
     <w:next w:val="Normal"/>
+    <w:uiPriority w:val="9"/>
+    <w:qFormat/>
     <w:pPr>
-      <w:keepNext w:val="1"/>
-      <w:keepLines w:val="1"/>
-      <w:pageBreakBefore w:val="0"/>
-      <w:spacing w:after="120" w:before="400" w:lineRule="auto"/>
+      <w:keepNext/>
+      <w:keepLines/>
+      <w:spacing w:before="400" w:after="120"/>
+      <w:outlineLvl w:val="0"/>
     </w:pPr>
     <w:rPr>
       <w:sz w:val="40"/>
       <w:szCs w:val="40"/>
     </w:rPr>
   </w:style>
-  <w:style w:type="paragraph" w:styleId="Heading2">
+  <w:style w:type="paragraph" w:styleId="Ttulo2">
     <w:name w:val="heading 2"/>
     <w:basedOn w:val="Normal"/>
     <w:next w:val="Normal"/>
+    <w:uiPriority w:val="9"/>
+    <w:semiHidden/>
+    <w:unhideWhenUsed/>
+    <w:qFormat/>
     <w:pPr>
-      <w:keepNext w:val="1"/>
-      <w:keepLines w:val="1"/>
-      <w:pageBreakBefore w:val="0"/>
-      <w:spacing w:after="120" w:before="360" w:lineRule="auto"/>
+      <w:keepNext/>
+      <w:keepLines/>
+      <w:spacing w:before="360" w:after="120"/>
+      <w:outlineLvl w:val="1"/>
     </w:pPr>
     <w:rPr>
-      <w:b w:val="0"/>
-      <w:bCs w:val="0"/>
       <w:sz w:val="32"/>
       <w:szCs w:val="32"/>
     </w:rPr>
   </w:style>
-  <w:style w:type="paragraph" w:styleId="Heading3">
+  <w:style w:type="paragraph" w:styleId="Ttulo3">
     <w:name w:val="heading 3"/>
     <w:basedOn w:val="Normal"/>
     <w:next w:val="Normal"/>
+    <w:uiPriority w:val="9"/>
+    <w:semiHidden/>
+    <w:unhideWhenUsed/>
+    <w:qFormat/>
     <w:pPr>
-      <w:keepNext w:val="1"/>
-      <w:keepLines w:val="1"/>
-      <w:pageBreakBefore w:val="0"/>
-      <w:spacing w:after="80" w:before="320" w:lineRule="auto"/>
+      <w:keepNext/>
+      <w:keepLines/>
+      <w:spacing w:before="320" w:after="80"/>
+      <w:outlineLvl w:val="2"/>
     </w:pPr>
     <w:rPr>
-      <w:b w:val="0"/>
-      <w:bCs w:val="0"/>
       <w:color w:val="434343"/>
       <w:sz w:val="28"/>
       <w:szCs w:val="28"/>
     </w:rPr>
   </w:style>
-  <w:style w:type="paragraph" w:styleId="Heading4">
+  <w:style w:type="paragraph" w:styleId="Ttulo4">
     <w:name w:val="heading 4"/>
     <w:basedOn w:val="Normal"/>
     <w:next w:val="Normal"/>
+    <w:uiPriority w:val="9"/>
+    <w:semiHidden/>
+    <w:unhideWhenUsed/>
+    <w:qFormat/>
     <w:pPr>
-      <w:keepNext w:val="1"/>
-      <w:keepLines w:val="1"/>
-      <w:pageBreakBefore w:val="0"/>
-      <w:spacing w:after="80" w:before="280" w:lineRule="auto"/>
+      <w:keepNext/>
+      <w:keepLines/>
+      <w:spacing w:before="280" w:after="80"/>
+      <w:outlineLvl w:val="3"/>
     </w:pPr>
     <w:rPr>
       <w:color w:val="666666"/>
@@ -1118,73 +1839,158 @@
       <w:szCs w:val="24"/>
     </w:rPr>
   </w:style>
-  <w:style w:type="paragraph" w:styleId="Heading5">
+  <w:style w:type="paragraph" w:styleId="Ttulo5">
     <w:name w:val="heading 5"/>
     <w:basedOn w:val="Normal"/>
     <w:next w:val="Normal"/>
+    <w:uiPriority w:val="9"/>
+    <w:semiHidden/>
+    <w:unhideWhenUsed/>
+    <w:qFormat/>
     <w:pPr>
-      <w:keepNext w:val="1"/>
-      <w:keepLines w:val="1"/>
-      <w:pageBreakBefore w:val="0"/>
-      <w:spacing w:after="80" w:before="240" w:lineRule="auto"/>
+      <w:keepNext/>
+      <w:keepLines/>
+      <w:spacing w:before="240" w:after="80"/>
+      <w:outlineLvl w:val="4"/>
     </w:pPr>
     <w:rPr>
       <w:color w:val="666666"/>
-      <w:sz w:val="22"/>
-      <w:szCs w:val="22"/>
     </w:rPr>
   </w:style>
-  <w:style w:type="paragraph" w:styleId="Heading6">
+  <w:style w:type="paragraph" w:styleId="Ttulo6">
     <w:name w:val="heading 6"/>
     <w:basedOn w:val="Normal"/>
     <w:next w:val="Normal"/>
+    <w:uiPriority w:val="9"/>
+    <w:semiHidden/>
+    <w:unhideWhenUsed/>
+    <w:qFormat/>
     <w:pPr>
-      <w:keepNext w:val="1"/>
-      <w:keepLines w:val="1"/>
-      <w:pageBreakBefore w:val="0"/>
-      <w:spacing w:after="80" w:before="240" w:lineRule="auto"/>
+      <w:keepNext/>
+      <w:keepLines/>
+      <w:spacing w:before="240" w:after="80"/>
+      <w:outlineLvl w:val="5"/>
     </w:pPr>
     <w:rPr>
-      <w:i w:val="1"/>
-      <w:iCs w:val="1"/>
+      <w:i/>
+      <w:iCs/>
       <w:color w:val="666666"/>
-      <w:sz w:val="22"/>
-      <w:szCs w:val="22"/>
     </w:rPr>
   </w:style>
-  <w:style w:type="paragraph" w:styleId="Title">
+  <w:style w:type="character" w:default="1" w:styleId="Fuentedeprrafopredeter">
+    <w:name w:val="Default Paragraph Font"/>
+    <w:uiPriority w:val="1"/>
+    <w:semiHidden/>
+    <w:unhideWhenUsed/>
+  </w:style>
+  <w:style w:type="table" w:default="1" w:styleId="Tablanormal">
+    <w:name w:val="Normal Table"/>
+    <w:uiPriority w:val="99"/>
+    <w:semiHidden/>
+    <w:unhideWhenUsed/>
+    <w:tblPr>
+      <w:tblInd w:w="0" w:type="dxa"/>
+      <w:tblCellMar>
+        <w:top w:w="0" w:type="dxa"/>
+        <w:left w:w="108" w:type="dxa"/>
+        <w:bottom w:w="0" w:type="dxa"/>
+        <w:right w:w="108" w:type="dxa"/>
+      </w:tblCellMar>
+    </w:tblPr>
+  </w:style>
+  <w:style w:type="numbering" w:default="1" w:styleId="Sinlista">
+    <w:name w:val="No List"/>
+    <w:uiPriority w:val="99"/>
+    <w:semiHidden/>
+    <w:unhideWhenUsed/>
+  </w:style>
+  <w:style w:type="table" w:customStyle="1" w:styleId="TableNormal">
+    <w:name w:val="TableNormal"/>
+    <w:tblPr>
+      <w:tblCellMar>
+        <w:top w:w="100" w:type="dxa"/>
+        <w:left w:w="100" w:type="dxa"/>
+        <w:bottom w:w="100" w:type="dxa"/>
+        <w:right w:w="100" w:type="dxa"/>
+      </w:tblCellMar>
+    </w:tblPr>
+  </w:style>
+  <w:style w:type="paragraph" w:styleId="Ttulo">
     <w:name w:val="Title"/>
     <w:basedOn w:val="Normal"/>
     <w:next w:val="Normal"/>
+    <w:uiPriority w:val="10"/>
+    <w:qFormat/>
     <w:pPr>
-      <w:keepNext w:val="1"/>
-      <w:keepLines w:val="1"/>
-      <w:pageBreakBefore w:val="0"/>
-      <w:spacing w:after="60" w:before="0" w:lineRule="auto"/>
+      <w:keepNext/>
+      <w:keepLines/>
+      <w:spacing w:after="60"/>
     </w:pPr>
     <w:rPr>
       <w:sz w:val="52"/>
       <w:szCs w:val="52"/>
     </w:rPr>
   </w:style>
-  <w:style w:type="paragraph" w:styleId="Subtitle">
+  <w:style w:type="paragraph" w:styleId="Subttulo">
     <w:name w:val="Subtitle"/>
     <w:basedOn w:val="Normal"/>
     <w:next w:val="Normal"/>
+    <w:uiPriority w:val="11"/>
+    <w:qFormat/>
     <w:pPr>
-      <w:keepNext w:val="1"/>
-      <w:keepLines w:val="1"/>
-      <w:pageBreakBefore w:val="0"/>
-      <w:spacing w:after="320" w:before="0" w:lineRule="auto"/>
+      <w:keepNext/>
+      <w:keepLines/>
+      <w:spacing w:after="320"/>
     </w:pPr>
     <w:rPr>
-      <w:rFonts w:ascii="Arial" w:cs="Arial" w:eastAsia="Arial" w:hAnsi="Arial"/>
-      <w:i w:val="0"/>
-      <w:iCs w:val="0"/>
       <w:color w:val="666666"/>
       <w:sz w:val="30"/>
       <w:szCs w:val="30"/>
     </w:rPr>
+  </w:style>
+  <w:style w:type="paragraph" w:styleId="Encabezado">
+    <w:name w:val="header"/>
+    <w:basedOn w:val="Normal"/>
+    <w:link w:val="EncabezadoCar"/>
+    <w:uiPriority w:val="99"/>
+    <w:unhideWhenUsed/>
+    <w:rsid w:val="004B36D5"/>
+    <w:pPr>
+      <w:tabs>
+        <w:tab w:val="center" w:pos="4252"/>
+        <w:tab w:val="right" w:pos="8504"/>
+      </w:tabs>
+      <w:spacing w:line="240" w:lineRule="auto"/>
+    </w:pPr>
+  </w:style>
+  <w:style w:type="character" w:customStyle="1" w:styleId="EncabezadoCar">
+    <w:name w:val="Encabezado Car"/>
+    <w:basedOn w:val="Fuentedeprrafopredeter"/>
+    <w:link w:val="Encabezado"/>
+    <w:uiPriority w:val="99"/>
+    <w:rsid w:val="004B36D5"/>
+  </w:style>
+  <w:style w:type="paragraph" w:styleId="Piedepgina">
+    <w:name w:val="footer"/>
+    <w:basedOn w:val="Normal"/>
+    <w:link w:val="PiedepginaCar"/>
+    <w:uiPriority w:val="99"/>
+    <w:unhideWhenUsed/>
+    <w:rsid w:val="004B36D5"/>
+    <w:pPr>
+      <w:tabs>
+        <w:tab w:val="center" w:pos="4252"/>
+        <w:tab w:val="right" w:pos="8504"/>
+      </w:tabs>
+      <w:spacing w:line="240" w:lineRule="auto"/>
+    </w:pPr>
+  </w:style>
+  <w:style w:type="character" w:customStyle="1" w:styleId="PiedepginaCar">
+    <w:name w:val="Pie de página Car"/>
+    <w:basedOn w:val="Fuentedeprrafopredeter"/>
+    <w:link w:val="Piedepgina"/>
+    <w:uiPriority w:val="99"/>
+    <w:rsid w:val="004B36D5"/>
   </w:style>
 </w:styles>
 </file>
